--- a/thesis_notes.docx
+++ b/thesis_notes.docx
@@ -4,18 +4,23 @@
   <w:body>
     <w:p>
       <w:pPr>
-        <w:rPr>
-          <w:rFonts w:ascii="Times New Roman" w:hAnsi="Times New Roman" w:cs="Times New Roman"/>
-          <w:b/>
-          <w:bCs/>
-          <w:lang w:val="en-US"/>
-        </w:rPr>
-      </w:pPr>
-      <w:r>
-        <w:rPr>
-          <w:rFonts w:ascii="Times New Roman" w:hAnsi="Times New Roman" w:cs="Times New Roman"/>
-          <w:b/>
-          <w:bCs/>
+        <w:jc w:val="center"/>
+        <w:rPr>
+          <w:rFonts w:ascii="Times New Roman" w:hAnsi="Times New Roman" w:cs="Times New Roman"/>
+          <w:b/>
+          <w:bCs/>
+          <w:sz w:val="40"/>
+          <w:szCs w:val="40"/>
+          <w:lang w:val="en-US"/>
+        </w:rPr>
+      </w:pPr>
+      <w:r>
+        <w:rPr>
+          <w:rFonts w:ascii="Times New Roman" w:hAnsi="Times New Roman" w:cs="Times New Roman"/>
+          <w:b/>
+          <w:bCs/>
+          <w:sz w:val="40"/>
+          <w:szCs w:val="40"/>
           <w:lang w:val="en-US"/>
         </w:rPr>
         <w:t>My thesis statement notes</w:t>
@@ -23,30 +28,22 @@
     </w:p>
     <w:p>
       <w:pPr>
-        <w:rPr>
-          <w:rFonts w:ascii="Times New Roman" w:hAnsi="Times New Roman" w:cs="Times New Roman"/>
-          <w:b/>
-          <w:bCs/>
-          <w:lang w:val="en-US"/>
-        </w:rPr>
-      </w:pPr>
-      <w:r>
-        <w:rPr>
-          <w:rFonts w:ascii="Times New Roman" w:hAnsi="Times New Roman" w:cs="Times New Roman"/>
-          <w:b/>
-          <w:bCs/>
-          <w:lang w:val="en-US"/>
-        </w:rPr>
-        <w:t>T</w:t>
-      </w:r>
-      <w:r>
-        <w:rPr>
-          <w:rFonts w:ascii="Times New Roman" w:hAnsi="Times New Roman" w:cs="Times New Roman"/>
-          <w:b/>
-          <w:bCs/>
-          <w:lang w:val="en-US"/>
-        </w:rPr>
-        <w:t>est</w:t>
+        <w:jc w:val="center"/>
+        <w:rPr>
+          <w:rFonts w:ascii="Times New Roman" w:hAnsi="Times New Roman" w:cs="Times New Roman"/>
+          <w:b/>
+          <w:bCs/>
+          <w:lang w:val="en-US"/>
+        </w:rPr>
+      </w:pPr>
+      <w:r>
+        <w:rPr>
+          <w:rFonts w:ascii="Times New Roman" w:hAnsi="Times New Roman" w:cs="Times New Roman"/>
+          <w:b/>
+          <w:bCs/>
+          <w:lang w:val="en-US"/>
+        </w:rPr>
+        <w:t>Table of Contents</w:t>
       </w:r>
     </w:p>
     <w:p>
@@ -65,224 +62,1861 @@
           <w:bCs/>
           <w:lang w:val="en-US"/>
         </w:rPr>
-        <w:fldChar w:fldCharType="begin"/>
-      </w:r>
-      <w:r>
-        <w:rPr>
-          <w:rFonts w:ascii="Times New Roman" w:hAnsi="Times New Roman" w:cs="Times New Roman"/>
-          <w:b/>
-          <w:bCs/>
-          <w:lang w:val="en-US"/>
-        </w:rPr>
-        <w:instrText xml:space="preserve"> ADDIN ZOTERO_ITEM CSL_CITATION {"citationID":"cPhBDU5Q","properties":{"unsorted":false,"formattedCitation":"[1]","plainCitation":"[1]","noteIndex":0},"citationItems":[{"id":1,"uris":["http://zotero.org/users/local/G3msZGQJ/items/SNZN49QD"],"itemData":{"id":1,"type":"article-journal","abstract":"In this work, a novel distributed Lyapunov-based model predictive control (LMPC) framework for navigation of multi-agent systems (MAS) in cluttered and space-restricted environments is proposed. A key attribute of the presented approach is the flexibility that it provides to all agents to dynamically adapt their paths based on the operating and environmental conditions, without assuming any predefined formation shape, or providing them with dynamically generated trajectories. First, a control Lyapunov function (CLF) is introduced to develop decentralized feedback laws that guarantee stability of the closed-loop system, satisfaction of the space constraints and convergence of agents’ velocities, while allowing the agents to overcome obstacles whose location is not known a-priori. The derived control laws are utilized to formulate distributed contractive constraints that are integrated into the optimal control problem (OCP) of each agent, hence ensuring that the properties of the Lyapunov laws are inherited by the LMPC scheme. In addition, the closed-loop system under piecewise-constant disturbances is investigated. Through a CLF analysis, feedback and disturbance estimation laws are derived that render the closed-loop disturbed system stable in the sense of Lyapunov. In correspondence with the nominal case, the feedback laws are utilized to form distributed contractive constraints that are integrated into the LMPC framework. Hardware-in-the-loop simulations on a swarm of fixed-wing unmanned aerial vehicles (UAVs), considering both the nominal and the disturbed system, validate the efficacy of the proposed method, its superiority over the baseline Lyapunov controller and a distributed formation-based MPC, and its applicability in embedded, resource-limited environments.","container-title":"Systems &amp; Control Letters","DOI":"10.1016/j.sysconle.2026.106437","ISSN":"0167-6911","journalAbbreviation":"Systems &amp; Control Letters","page":"106437","source":"ScienceDirect","title":"Navigation of multi-agent systems in cluttered and restricted environments using a distributed Lyapunov-based MPC framework","volume":"213","author":[{"family":"Protoulis","given":"Teo"},{"family":"Alexandridis","given":"Alex"}],"issued":{"date-parts":[["2026",6,1]]}}}],"schema":"https://github.com/citation-style-language/schema/raw/master/csl-citation.json"} </w:instrText>
-      </w:r>
-      <w:r>
-        <w:rPr>
-          <w:rFonts w:ascii="Times New Roman" w:hAnsi="Times New Roman" w:cs="Times New Roman"/>
-          <w:b/>
-          <w:bCs/>
-          <w:lang w:val="en-US"/>
-        </w:rPr>
-        <w:fldChar w:fldCharType="separate"/>
-      </w:r>
-      <w:r>
-        <w:rPr>
-          <w:rFonts w:ascii="Times New Roman" w:hAnsi="Times New Roman" w:cs="Times New Roman"/>
-          <w:lang w:val="en-US"/>
-        </w:rPr>
-        <w:t>[1]</w:t>
-      </w:r>
-      <w:r>
-        <w:rPr>
-          <w:rFonts w:ascii="Times New Roman" w:hAnsi="Times New Roman" w:cs="Times New Roman"/>
-          <w:b/>
-          <w:bCs/>
-          <w:lang w:val="en-US"/>
-        </w:rPr>
-        <w:fldChar w:fldCharType="end"/>
+        <w:t>List of Tables</w:t>
       </w:r>
     </w:p>
     <w:p>
       <w:pPr>
-        <w:pStyle w:val="Bibliography"/>
-        <w:rPr>
-          <w:lang w:val="en-US"/>
-        </w:rPr>
-      </w:pPr>
-      <w:r>
-        <w:rPr>
-          <w:b/>
-          <w:bCs/>
-          <w:lang w:val="en-US"/>
-        </w:rPr>
-        <w:fldChar w:fldCharType="begin"/>
-      </w:r>
-      <w:r>
-        <w:rPr>
-          <w:b/>
-          <w:bCs/>
-          <w:lang w:val="en-US"/>
-        </w:rPr>
-        <w:instrText xml:space="preserve"> ADDIN ZOTERO_BIBL {"uncited":[],"omitted":[],"custom":[]} CSL_BIBLIOGRAPHY </w:instrText>
-      </w:r>
-      <w:r>
-        <w:rPr>
-          <w:b/>
-          <w:bCs/>
-          <w:lang w:val="en-US"/>
-        </w:rPr>
-        <w:fldChar w:fldCharType="separate"/>
-      </w:r>
-      <w:r>
-        <w:rPr>
-          <w:lang w:val="en-US"/>
-        </w:rPr>
-        <w:t>[1]</w:t>
-      </w:r>
-      <w:r>
-        <w:rPr>
-          <w:lang w:val="en-US"/>
-        </w:rPr>
-        <w:tab/>
-        <w:t xml:space="preserve">T. </w:t>
-      </w:r>
-      <w:proofErr w:type="spellStart"/>
-      <w:r>
-        <w:rPr>
-          <w:lang w:val="en-US"/>
-        </w:rPr>
-        <w:t>Protoulis</w:t>
-      </w:r>
-      <w:proofErr w:type="spellEnd"/>
-      <w:r>
-        <w:rPr>
-          <w:lang w:val="en-US"/>
-        </w:rPr>
-        <w:t xml:space="preserve"> and A. Alexandridis, “Navigation of multi-agent systems in cluttered and restricted environments using a distributed Lyapunov-based MPC framework,” </w:t>
-      </w:r>
-      <w:r>
-        <w:rPr>
-          <w:i/>
-          <w:iCs/>
-          <w:lang w:val="en-US"/>
-        </w:rPr>
-        <w:t>Syst. Control Lett.</w:t>
-      </w:r>
-      <w:r>
-        <w:rPr>
-          <w:lang w:val="en-US"/>
-        </w:rPr>
-        <w:t xml:space="preserve">, vol. 213, p. 106437, Jun. 2026, </w:t>
-      </w:r>
-      <w:proofErr w:type="spellStart"/>
-      <w:r>
-        <w:rPr>
-          <w:lang w:val="en-US"/>
-        </w:rPr>
-        <w:t>doi</w:t>
-      </w:r>
-      <w:proofErr w:type="spellEnd"/>
-      <w:r>
-        <w:rPr>
-          <w:lang w:val="en-US"/>
-        </w:rPr>
-        <w:t>: 10.1016/j.sysconle.2026.106437.</w:t>
+        <w:rPr>
+          <w:rFonts w:ascii="Times New Roman" w:hAnsi="Times New Roman" w:cs="Times New Roman"/>
+          <w:b/>
+          <w:bCs/>
+          <w:lang w:val="en-US"/>
+        </w:rPr>
+      </w:pPr>
+      <w:r>
+        <w:rPr>
+          <w:rFonts w:ascii="Times New Roman" w:hAnsi="Times New Roman" w:cs="Times New Roman"/>
+          <w:b/>
+          <w:bCs/>
+          <w:lang w:val="en-US"/>
+        </w:rPr>
+        <w:t>List of Figures</w:t>
       </w:r>
     </w:p>
     <w:p>
       <w:pPr>
-        <w:rPr>
-          <w:lang w:val="en-US"/>
-        </w:rPr>
-      </w:pPr>
+        <w:pStyle w:val="ListParagraph"/>
+        <w:numPr>
+          <w:ilvl w:val="0"/>
+          <w:numId w:val="2"/>
+        </w:numPr>
+        <w:rPr>
+          <w:rFonts w:ascii="Times New Roman" w:hAnsi="Times New Roman" w:cs="Times New Roman"/>
+          <w:b/>
+          <w:bCs/>
+          <w:sz w:val="24"/>
+          <w:szCs w:val="24"/>
+          <w:lang w:val="en-US"/>
+        </w:rPr>
+      </w:pPr>
+      <w:r>
+        <w:rPr>
+          <w:rFonts w:ascii="Times New Roman" w:hAnsi="Times New Roman" w:cs="Times New Roman"/>
+          <w:b/>
+          <w:bCs/>
+          <w:sz w:val="24"/>
+          <w:szCs w:val="24"/>
+          <w:lang w:val="en-US"/>
+        </w:rPr>
+        <w:t>Introduction</w:t>
+      </w:r>
     </w:p>
     <w:p>
       <w:pPr>
-        <w:rPr>
-          <w:lang w:val="en-US"/>
-        </w:rPr>
-      </w:pPr>
+        <w:pStyle w:val="ListParagraph"/>
+        <w:numPr>
+          <w:ilvl w:val="0"/>
+          <w:numId w:val="2"/>
+        </w:numPr>
+        <w:rPr>
+          <w:rFonts w:ascii="Times New Roman" w:hAnsi="Times New Roman" w:cs="Times New Roman"/>
+          <w:b/>
+          <w:bCs/>
+          <w:lang w:val="en-US"/>
+        </w:rPr>
+      </w:pPr>
+      <w:r>
+        <w:rPr>
+          <w:rFonts w:ascii="Times New Roman" w:hAnsi="Times New Roman" w:cs="Times New Roman"/>
+          <w:b/>
+          <w:bCs/>
+          <w:lang w:val="en-US"/>
+        </w:rPr>
+        <w:t>The Fixed-Wing UAV</w:t>
+      </w:r>
+      <w:r>
+        <w:rPr>
+          <w:rFonts w:ascii="Times New Roman" w:hAnsi="Times New Roman" w:cs="Times New Roman"/>
+          <w:b/>
+          <w:bCs/>
+          <w:lang w:val="en-US"/>
+        </w:rPr>
+        <w:t xml:space="preserve"> platform</w:t>
+      </w:r>
+      <w:r>
+        <w:rPr>
+          <w:rFonts w:ascii="Times New Roman" w:hAnsi="Times New Roman" w:cs="Times New Roman"/>
+          <w:b/>
+          <w:bCs/>
+          <w:lang w:val="en-US"/>
+        </w:rPr>
+        <w:br/>
+      </w:r>
+      <w:r>
+        <w:rPr>
+          <w:rFonts w:ascii="Times New Roman" w:hAnsi="Times New Roman" w:cs="Times New Roman"/>
+          <w:b/>
+          <w:bCs/>
+          <w:lang w:val="en-US"/>
+        </w:rPr>
+        <w:t>2</w:t>
+      </w:r>
+      <w:r>
+        <w:rPr>
+          <w:rFonts w:ascii="Times New Roman" w:hAnsi="Times New Roman" w:cs="Times New Roman"/>
+          <w:b/>
+          <w:bCs/>
+          <w:lang w:val="en-US"/>
+        </w:rPr>
+        <w:t>.1 The Fixed-Wing UAV</w:t>
+      </w:r>
+      <w:r>
+        <w:rPr>
+          <w:rFonts w:ascii="Times New Roman" w:hAnsi="Times New Roman" w:cs="Times New Roman"/>
+          <w:b/>
+          <w:bCs/>
+          <w:lang w:val="en-US"/>
+        </w:rPr>
+        <w:br/>
+      </w:r>
+      <w:r>
+        <w:rPr>
+          <w:rFonts w:ascii="Times New Roman" w:hAnsi="Times New Roman" w:cs="Times New Roman"/>
+          <w:b/>
+          <w:bCs/>
+          <w:lang w:val="en-US"/>
+        </w:rPr>
+        <w:t>2</w:t>
+      </w:r>
+      <w:r>
+        <w:rPr>
+          <w:rFonts w:ascii="Times New Roman" w:hAnsi="Times New Roman" w:cs="Times New Roman"/>
+          <w:b/>
+          <w:bCs/>
+          <w:lang w:val="en-US"/>
+        </w:rPr>
+        <w:t xml:space="preserve">.2 The </w:t>
+      </w:r>
+      <w:r>
+        <w:rPr>
+          <w:rFonts w:ascii="Times New Roman" w:hAnsi="Times New Roman" w:cs="Times New Roman"/>
+          <w:b/>
+          <w:bCs/>
+          <w:lang w:val="en-US"/>
+        </w:rPr>
+        <w:t>Fixed-Wing</w:t>
+      </w:r>
+      <w:r>
+        <w:rPr>
+          <w:rFonts w:ascii="Times New Roman" w:hAnsi="Times New Roman" w:cs="Times New Roman"/>
+          <w:b/>
+          <w:bCs/>
+          <w:lang w:val="en-US"/>
+        </w:rPr>
+        <w:t xml:space="preserve"> </w:t>
+      </w:r>
+      <w:r>
+        <w:rPr>
+          <w:rFonts w:ascii="Times New Roman" w:hAnsi="Times New Roman" w:cs="Times New Roman"/>
+          <w:b/>
+          <w:bCs/>
+          <w:lang w:val="en-US"/>
+        </w:rPr>
+        <w:t>m</w:t>
+      </w:r>
+      <w:r>
+        <w:rPr>
+          <w:rFonts w:ascii="Times New Roman" w:hAnsi="Times New Roman" w:cs="Times New Roman"/>
+          <w:b/>
+          <w:bCs/>
+          <w:lang w:val="en-US"/>
+        </w:rPr>
+        <w:t xml:space="preserve">athematical </w:t>
+      </w:r>
+      <w:r>
+        <w:rPr>
+          <w:rFonts w:ascii="Times New Roman" w:hAnsi="Times New Roman" w:cs="Times New Roman"/>
+          <w:b/>
+          <w:bCs/>
+          <w:lang w:val="en-US"/>
+        </w:rPr>
+        <w:t>m</w:t>
+      </w:r>
+      <w:r>
+        <w:rPr>
+          <w:rFonts w:ascii="Times New Roman" w:hAnsi="Times New Roman" w:cs="Times New Roman"/>
+          <w:b/>
+          <w:bCs/>
+          <w:lang w:val="en-US"/>
+        </w:rPr>
+        <w:t>odel</w:t>
+      </w:r>
+      <w:r>
+        <w:rPr>
+          <w:rFonts w:ascii="Times New Roman" w:hAnsi="Times New Roman" w:cs="Times New Roman"/>
+          <w:b/>
+          <w:bCs/>
+          <w:lang w:val="en-US"/>
+        </w:rPr>
+        <w:t xml:space="preserve"> (dynamics + kinematics = state vector S) + aerodynamic parameters + gust model</w:t>
+      </w:r>
+      <w:r>
+        <w:rPr>
+          <w:rFonts w:ascii="Times New Roman" w:hAnsi="Times New Roman" w:cs="Times New Roman"/>
+          <w:b/>
+          <w:bCs/>
+          <w:lang w:val="en-US"/>
+        </w:rPr>
+        <w:br/>
+        <w:t>2.3 mathematical values</w:t>
+      </w:r>
+      <w:r>
+        <w:rPr>
+          <w:rFonts w:ascii="Times New Roman" w:hAnsi="Times New Roman" w:cs="Times New Roman"/>
+          <w:b/>
+          <w:bCs/>
+          <w:lang w:val="en-US"/>
+        </w:rPr>
+        <w:t xml:space="preserve"> +</w:t>
+      </w:r>
+      <w:r>
+        <w:rPr>
+          <w:rFonts w:ascii="Times New Roman" w:hAnsi="Times New Roman" w:cs="Times New Roman"/>
+          <w:b/>
+          <w:bCs/>
+          <w:lang w:val="en-US"/>
+        </w:rPr>
+        <w:t xml:space="preserve"> </w:t>
+      </w:r>
+      <w:r>
+        <w:rPr>
+          <w:rFonts w:ascii="Times New Roman" w:hAnsi="Times New Roman" w:cs="Times New Roman"/>
+          <w:b/>
+          <w:bCs/>
+          <w:lang w:val="en-US"/>
+        </w:rPr>
+        <w:t>constraints</w:t>
+      </w:r>
     </w:p>
     <w:p>
       <w:pPr>
-        <w:rPr>
-          <w:lang w:val="en-US"/>
-        </w:rPr>
-      </w:pPr>
+        <w:pStyle w:val="ListParagraph"/>
+        <w:numPr>
+          <w:ilvl w:val="0"/>
+          <w:numId w:val="2"/>
+        </w:numPr>
+        <w:rPr>
+          <w:rFonts w:ascii="Times New Roman" w:hAnsi="Times New Roman" w:cs="Times New Roman"/>
+          <w:b/>
+          <w:bCs/>
+          <w:sz w:val="24"/>
+          <w:szCs w:val="24"/>
+          <w:lang w:val="en-US"/>
+        </w:rPr>
+      </w:pPr>
+      <w:r>
+        <w:rPr>
+          <w:rFonts w:ascii="Times New Roman" w:hAnsi="Times New Roman" w:cs="Times New Roman"/>
+          <w:b/>
+          <w:bCs/>
+          <w:sz w:val="24"/>
+          <w:szCs w:val="24"/>
+          <w:lang w:val="en-US"/>
+        </w:rPr>
+        <w:t>Reference trajectory generation, feasibility and nonlinear mapping</w:t>
+      </w:r>
+      <w:r>
+        <w:rPr>
+          <w:rFonts w:ascii="Times New Roman" w:hAnsi="Times New Roman" w:cs="Times New Roman"/>
+          <w:b/>
+          <w:bCs/>
+          <w:sz w:val="24"/>
+          <w:szCs w:val="24"/>
+          <w:lang w:val="en-US"/>
+        </w:rPr>
+        <w:br/>
+        <w:t>3.1</w:t>
+      </w:r>
+      <w:r>
+        <w:rPr>
+          <w:rFonts w:ascii="Times New Roman" w:hAnsi="Times New Roman" w:cs="Times New Roman"/>
+          <w:b/>
+          <w:bCs/>
+          <w:sz w:val="24"/>
+          <w:szCs w:val="24"/>
+          <w:lang w:val="en-US"/>
+        </w:rPr>
+        <w:t xml:space="preserve"> The trajectory tracking problem</w:t>
+      </w:r>
+      <w:r>
+        <w:rPr>
+          <w:rFonts w:ascii="Times New Roman" w:hAnsi="Times New Roman" w:cs="Times New Roman"/>
+          <w:b/>
+          <w:bCs/>
+          <w:sz w:val="24"/>
+          <w:szCs w:val="24"/>
+          <w:lang w:val="en-US"/>
+        </w:rPr>
+        <w:br/>
+        <w:t>3.2</w:t>
+      </w:r>
+      <w:r>
+        <w:rPr>
+          <w:rFonts w:ascii="Times New Roman" w:hAnsi="Times New Roman" w:cs="Times New Roman"/>
+          <w:b/>
+          <w:bCs/>
+          <w:sz w:val="24"/>
+          <w:szCs w:val="24"/>
+          <w:lang w:val="en-US"/>
+        </w:rPr>
+        <w:t xml:space="preserve"> Reference generation (state vector X)</w:t>
+      </w:r>
     </w:p>
     <w:p>
       <w:pPr>
-        <w:rPr>
-          <w:lang w:val="en-US"/>
-        </w:rPr>
-      </w:pPr>
+        <w:pStyle w:val="ListParagraph"/>
+        <w:rPr>
+          <w:rFonts w:ascii="Times New Roman" w:hAnsi="Times New Roman" w:cs="Times New Roman"/>
+          <w:b/>
+          <w:bCs/>
+          <w:sz w:val="24"/>
+          <w:szCs w:val="24"/>
+          <w:lang w:val="en-US"/>
+        </w:rPr>
+      </w:pPr>
+      <w:r>
+        <w:rPr>
+          <w:rFonts w:ascii="Times New Roman" w:hAnsi="Times New Roman" w:cs="Times New Roman"/>
+          <w:b/>
+          <w:bCs/>
+          <w:sz w:val="24"/>
+          <w:szCs w:val="24"/>
+          <w:lang w:val="en-US"/>
+        </w:rPr>
+        <w:t>3.3 The non-linear mappings</w:t>
+      </w:r>
+      <w:r>
+        <w:rPr>
+          <w:rFonts w:ascii="Times New Roman" w:hAnsi="Times New Roman" w:cs="Times New Roman"/>
+          <w:b/>
+          <w:bCs/>
+          <w:sz w:val="24"/>
+          <w:szCs w:val="24"/>
+          <w:lang w:val="en-US"/>
+        </w:rPr>
+        <w:t xml:space="preserve"> </w:t>
+      </w:r>
+      <w:proofErr w:type="gramStart"/>
+      <w:r>
+        <w:rPr>
+          <w:rFonts w:ascii="Times New Roman" w:hAnsi="Times New Roman" w:cs="Times New Roman"/>
+          <w:b/>
+          <w:bCs/>
+          <w:sz w:val="24"/>
+          <w:szCs w:val="24"/>
+          <w:lang w:val="en-US"/>
+        </w:rPr>
+        <w:t>( S</w:t>
+      </w:r>
+      <w:proofErr w:type="gramEnd"/>
+      <w:r>
+        <w:rPr>
+          <w:rFonts w:ascii="Times New Roman" w:hAnsi="Times New Roman" w:cs="Times New Roman"/>
+          <w:b/>
+          <w:bCs/>
+          <w:sz w:val="24"/>
+          <w:szCs w:val="24"/>
+          <w:lang w:val="en-US"/>
+        </w:rPr>
+        <w:t xml:space="preserve"> </w:t>
+      </w:r>
+      <w:r>
+        <w:rPr>
+          <w:rFonts w:ascii="Times New Roman" w:hAnsi="Times New Roman" w:cs="Times New Roman"/>
+          <w:b/>
+          <w:bCs/>
+          <w:sz w:val="24"/>
+          <w:szCs w:val="24"/>
+          <w:lang w:val="en-US"/>
+        </w:rPr>
+        <w:sym w:font="Wingdings" w:char="F0E0"/>
+      </w:r>
+      <w:r>
+        <w:rPr>
+          <w:rFonts w:ascii="Times New Roman" w:hAnsi="Times New Roman" w:cs="Times New Roman"/>
+          <w:b/>
+          <w:bCs/>
+          <w:sz w:val="24"/>
+          <w:szCs w:val="24"/>
+          <w:lang w:val="en-US"/>
+        </w:rPr>
+        <w:t xml:space="preserve"> </w:t>
+      </w:r>
+      <w:proofErr w:type="gramStart"/>
+      <w:r>
+        <w:rPr>
+          <w:rFonts w:ascii="Times New Roman" w:hAnsi="Times New Roman" w:cs="Times New Roman"/>
+          <w:b/>
+          <w:bCs/>
+          <w:sz w:val="24"/>
+          <w:szCs w:val="24"/>
+          <w:lang w:val="en-US"/>
+        </w:rPr>
+        <w:t>X )</w:t>
+      </w:r>
+      <w:proofErr w:type="gramEnd"/>
+      <w:r>
+        <w:rPr>
+          <w:rFonts w:ascii="Times New Roman" w:hAnsi="Times New Roman" w:cs="Times New Roman"/>
+          <w:b/>
+          <w:bCs/>
+          <w:sz w:val="24"/>
+          <w:szCs w:val="24"/>
+          <w:lang w:val="en-US"/>
+        </w:rPr>
+        <w:br/>
+        <w:t>3.</w:t>
+      </w:r>
+      <w:r>
+        <w:rPr>
+          <w:rFonts w:ascii="Times New Roman" w:hAnsi="Times New Roman" w:cs="Times New Roman"/>
+          <w:b/>
+          <w:bCs/>
+          <w:sz w:val="24"/>
+          <w:szCs w:val="24"/>
+          <w:lang w:val="en-US"/>
+        </w:rPr>
+        <w:t>4 Reference trajectory values (1</w:t>
+      </w:r>
+      <w:r>
+        <w:rPr>
+          <w:rFonts w:ascii="Times New Roman" w:hAnsi="Times New Roman" w:cs="Times New Roman"/>
+          <w:b/>
+          <w:bCs/>
+          <w:sz w:val="24"/>
+          <w:szCs w:val="24"/>
+          <w:vertAlign w:val="superscript"/>
+          <w:lang w:val="en-US"/>
+        </w:rPr>
+        <w:t>st</w:t>
+      </w:r>
+      <w:r>
+        <w:rPr>
+          <w:rFonts w:ascii="Times New Roman" w:hAnsi="Times New Roman" w:cs="Times New Roman"/>
+          <w:b/>
+          <w:bCs/>
+          <w:sz w:val="24"/>
+          <w:szCs w:val="24"/>
+          <w:lang w:val="en-US"/>
+        </w:rPr>
+        <w:t xml:space="preserve"> set of figures)</w:t>
+      </w:r>
     </w:p>
     <w:p>
       <w:pPr>
-        <w:rPr>
-          <w:lang w:val="en-US"/>
-        </w:rPr>
-      </w:pPr>
+        <w:pStyle w:val="ListParagraph"/>
+        <w:numPr>
+          <w:ilvl w:val="0"/>
+          <w:numId w:val="2"/>
+        </w:numPr>
+        <w:rPr>
+          <w:rFonts w:ascii="Times New Roman" w:hAnsi="Times New Roman" w:cs="Times New Roman"/>
+          <w:b/>
+          <w:bCs/>
+          <w:lang w:val="en-US"/>
+        </w:rPr>
+      </w:pPr>
+      <w:r>
+        <w:rPr>
+          <w:rFonts w:ascii="Times New Roman" w:hAnsi="Times New Roman" w:cs="Times New Roman"/>
+          <w:b/>
+          <w:bCs/>
+          <w:lang w:val="en-US"/>
+        </w:rPr>
+        <w:t>Baseline Controllers: PID and State Feedback</w:t>
+      </w:r>
     </w:p>
     <w:p>
       <w:pPr>
-        <w:rPr>
-          <w:lang w:val="en-US"/>
-        </w:rPr>
-      </w:pPr>
+        <w:pStyle w:val="ListParagraph"/>
+        <w:numPr>
+          <w:ilvl w:val="1"/>
+          <w:numId w:val="2"/>
+        </w:numPr>
+        <w:rPr>
+          <w:rFonts w:ascii="Times New Roman" w:hAnsi="Times New Roman" w:cs="Times New Roman"/>
+          <w:b/>
+          <w:bCs/>
+          <w:lang w:val="en-US"/>
+        </w:rPr>
+      </w:pPr>
+      <w:r>
+        <w:rPr>
+          <w:rFonts w:ascii="Times New Roman" w:hAnsi="Times New Roman" w:cs="Times New Roman"/>
+          <w:b/>
+          <w:bCs/>
+          <w:lang w:val="en-US"/>
+        </w:rPr>
+        <w:t>PID</w:t>
+      </w:r>
+      <w:r>
+        <w:rPr>
+          <w:rFonts w:ascii="Times New Roman" w:hAnsi="Times New Roman" w:cs="Times New Roman"/>
+          <w:b/>
+          <w:bCs/>
+          <w:lang w:val="en-US"/>
+        </w:rPr>
+        <w:br/>
+      </w:r>
+      <w:r>
+        <w:rPr>
+          <w:rFonts w:ascii="Times New Roman" w:hAnsi="Times New Roman" w:cs="Times New Roman"/>
+          <w:b/>
+          <w:bCs/>
+          <w:lang w:val="en-US"/>
+        </w:rPr>
+        <w:t>4</w:t>
+      </w:r>
+      <w:r>
+        <w:rPr>
+          <w:rFonts w:ascii="Times New Roman" w:hAnsi="Times New Roman" w:cs="Times New Roman"/>
+          <w:b/>
+          <w:bCs/>
+          <w:lang w:val="en-US"/>
+        </w:rPr>
+        <w:t>.1</w:t>
+      </w:r>
+      <w:r>
+        <w:rPr>
+          <w:rFonts w:ascii="Times New Roman" w:hAnsi="Times New Roman" w:cs="Times New Roman"/>
+          <w:b/>
+          <w:bCs/>
+          <w:lang w:val="en-US"/>
+        </w:rPr>
+        <w:t>.1</w:t>
+      </w:r>
+      <w:r>
+        <w:rPr>
+          <w:rFonts w:ascii="Times New Roman" w:hAnsi="Times New Roman" w:cs="Times New Roman"/>
+          <w:b/>
+          <w:bCs/>
+          <w:lang w:val="en-US"/>
+        </w:rPr>
+        <w:t xml:space="preserve"> </w:t>
+      </w:r>
+      <w:r>
+        <w:rPr>
+          <w:rFonts w:ascii="Times New Roman" w:hAnsi="Times New Roman" w:cs="Times New Roman"/>
+          <w:b/>
+          <w:bCs/>
+          <w:lang w:val="en-US"/>
+        </w:rPr>
+        <w:t>Basic theory of PID</w:t>
+      </w:r>
+      <w:r>
+        <w:rPr>
+          <w:rFonts w:ascii="Times New Roman" w:hAnsi="Times New Roman" w:cs="Times New Roman"/>
+          <w:b/>
+          <w:bCs/>
+          <w:lang w:val="en-US"/>
+        </w:rPr>
+        <w:t xml:space="preserve"> </w:t>
+      </w:r>
+      <w:r>
+        <w:rPr>
+          <w:rFonts w:ascii="Times New Roman" w:hAnsi="Times New Roman" w:cs="Times New Roman"/>
+          <w:b/>
+          <w:bCs/>
+          <w:lang w:val="en-US"/>
+        </w:rPr>
+        <w:t>Controller</w:t>
+      </w:r>
+      <w:r>
+        <w:rPr>
+          <w:rFonts w:ascii="Times New Roman" w:hAnsi="Times New Roman" w:cs="Times New Roman"/>
+          <w:b/>
+          <w:bCs/>
+          <w:lang w:val="en-US"/>
+        </w:rPr>
+        <w:br/>
+      </w:r>
+      <w:r>
+        <w:rPr>
+          <w:rFonts w:ascii="Times New Roman" w:hAnsi="Times New Roman" w:cs="Times New Roman"/>
+          <w:b/>
+          <w:bCs/>
+          <w:lang w:val="en-US"/>
+        </w:rPr>
+        <w:t>4</w:t>
+      </w:r>
+      <w:r>
+        <w:rPr>
+          <w:rFonts w:ascii="Times New Roman" w:hAnsi="Times New Roman" w:cs="Times New Roman"/>
+          <w:b/>
+          <w:bCs/>
+          <w:lang w:val="en-US"/>
+        </w:rPr>
+        <w:t>.</w:t>
+      </w:r>
+      <w:r>
+        <w:rPr>
+          <w:rFonts w:ascii="Times New Roman" w:hAnsi="Times New Roman" w:cs="Times New Roman"/>
+          <w:b/>
+          <w:bCs/>
+          <w:lang w:val="en-US"/>
+        </w:rPr>
+        <w:t>1</w:t>
+      </w:r>
+      <w:r>
+        <w:rPr>
+          <w:rFonts w:ascii="Times New Roman" w:hAnsi="Times New Roman" w:cs="Times New Roman"/>
+          <w:b/>
+          <w:bCs/>
+          <w:lang w:val="en-US"/>
+        </w:rPr>
+        <w:t>.</w:t>
+      </w:r>
+      <w:r>
+        <w:rPr>
+          <w:rFonts w:ascii="Times New Roman" w:hAnsi="Times New Roman" w:cs="Times New Roman"/>
+          <w:b/>
+          <w:bCs/>
+          <w:lang w:val="en-US"/>
+        </w:rPr>
+        <w:t xml:space="preserve">2 Design of the </w:t>
+      </w:r>
+      <w:r>
+        <w:rPr>
+          <w:rFonts w:ascii="Times New Roman" w:hAnsi="Times New Roman" w:cs="Times New Roman"/>
+          <w:b/>
+          <w:bCs/>
+          <w:lang w:val="en-US"/>
+        </w:rPr>
+        <w:t>PID</w:t>
+      </w:r>
+      <w:r>
+        <w:rPr>
+          <w:rFonts w:ascii="Times New Roman" w:hAnsi="Times New Roman" w:cs="Times New Roman"/>
+          <w:b/>
+          <w:bCs/>
+          <w:lang w:val="en-US"/>
+        </w:rPr>
+        <w:t xml:space="preserve"> </w:t>
+      </w:r>
+      <w:r>
+        <w:rPr>
+          <w:rFonts w:ascii="Times New Roman" w:hAnsi="Times New Roman" w:cs="Times New Roman"/>
+          <w:b/>
+          <w:bCs/>
+          <w:lang w:val="en-US"/>
+        </w:rPr>
+        <w:t>Controller</w:t>
+      </w:r>
+      <w:r>
+        <w:rPr>
+          <w:rFonts w:ascii="Times New Roman" w:hAnsi="Times New Roman" w:cs="Times New Roman"/>
+          <w:b/>
+          <w:bCs/>
+          <w:lang w:val="en-US"/>
+        </w:rPr>
+        <w:br/>
+      </w:r>
+      <w:r>
+        <w:rPr>
+          <w:rFonts w:ascii="Times New Roman" w:hAnsi="Times New Roman" w:cs="Times New Roman"/>
+          <w:b/>
+          <w:bCs/>
+          <w:lang w:val="en-US"/>
+        </w:rPr>
+        <w:t>4</w:t>
+      </w:r>
+      <w:r>
+        <w:rPr>
+          <w:rFonts w:ascii="Times New Roman" w:hAnsi="Times New Roman" w:cs="Times New Roman"/>
+          <w:b/>
+          <w:bCs/>
+          <w:lang w:val="en-US"/>
+        </w:rPr>
+        <w:t>.</w:t>
+      </w:r>
+      <w:r>
+        <w:rPr>
+          <w:rFonts w:ascii="Times New Roman" w:hAnsi="Times New Roman" w:cs="Times New Roman"/>
+          <w:b/>
+          <w:bCs/>
+          <w:lang w:val="en-US"/>
+        </w:rPr>
+        <w:t>1</w:t>
+      </w:r>
+      <w:r>
+        <w:rPr>
+          <w:rFonts w:ascii="Times New Roman" w:hAnsi="Times New Roman" w:cs="Times New Roman"/>
+          <w:b/>
+          <w:bCs/>
+          <w:lang w:val="en-US"/>
+        </w:rPr>
+        <w:t>.</w:t>
+      </w:r>
+      <w:r>
+        <w:rPr>
+          <w:rFonts w:ascii="Times New Roman" w:hAnsi="Times New Roman" w:cs="Times New Roman"/>
+          <w:b/>
+          <w:bCs/>
+          <w:lang w:val="en-US"/>
+        </w:rPr>
+        <w:t>3 Tun</w:t>
+      </w:r>
+      <w:r>
+        <w:rPr>
+          <w:rFonts w:ascii="Times New Roman" w:hAnsi="Times New Roman" w:cs="Times New Roman"/>
+          <w:b/>
+          <w:bCs/>
+          <w:lang w:val="en-US"/>
+        </w:rPr>
+        <w:t>n</w:t>
+      </w:r>
+      <w:r>
+        <w:rPr>
+          <w:rFonts w:ascii="Times New Roman" w:hAnsi="Times New Roman" w:cs="Times New Roman"/>
+          <w:b/>
+          <w:bCs/>
+          <w:lang w:val="en-US"/>
+        </w:rPr>
+        <w:t xml:space="preserve">ing </w:t>
+      </w:r>
+      <w:r>
+        <w:rPr>
+          <w:rFonts w:ascii="Times New Roman" w:hAnsi="Times New Roman" w:cs="Times New Roman"/>
+          <w:b/>
+          <w:bCs/>
+          <w:lang w:val="en-US"/>
+        </w:rPr>
+        <w:t>parameters of PID</w:t>
+      </w:r>
+      <w:r>
+        <w:rPr>
+          <w:rFonts w:ascii="Times New Roman" w:hAnsi="Times New Roman" w:cs="Times New Roman"/>
+          <w:b/>
+          <w:bCs/>
+          <w:lang w:val="en-US"/>
+        </w:rPr>
+        <w:t xml:space="preserve"> </w:t>
+      </w:r>
+      <w:r>
+        <w:rPr>
+          <w:rFonts w:ascii="Times New Roman" w:hAnsi="Times New Roman" w:cs="Times New Roman"/>
+          <w:b/>
+          <w:bCs/>
+          <w:lang w:val="en-US"/>
+        </w:rPr>
+        <w:t>Controller</w:t>
+      </w:r>
+      <w:r>
+        <w:rPr>
+          <w:rFonts w:ascii="Times New Roman" w:hAnsi="Times New Roman" w:cs="Times New Roman"/>
+          <w:b/>
+          <w:bCs/>
+          <w:lang w:val="en-US"/>
+        </w:rPr>
+        <w:br/>
+      </w:r>
+      <w:r>
+        <w:rPr>
+          <w:rFonts w:ascii="Times New Roman" w:hAnsi="Times New Roman" w:cs="Times New Roman"/>
+          <w:b/>
+          <w:bCs/>
+          <w:lang w:val="en-US"/>
+        </w:rPr>
+        <w:t>4</w:t>
+      </w:r>
+      <w:r>
+        <w:rPr>
+          <w:rFonts w:ascii="Times New Roman" w:hAnsi="Times New Roman" w:cs="Times New Roman"/>
+          <w:b/>
+          <w:bCs/>
+          <w:lang w:val="en-US"/>
+        </w:rPr>
+        <w:t>.</w:t>
+      </w:r>
+      <w:r>
+        <w:rPr>
+          <w:rFonts w:ascii="Times New Roman" w:hAnsi="Times New Roman" w:cs="Times New Roman"/>
+          <w:b/>
+          <w:bCs/>
+          <w:lang w:val="en-US"/>
+        </w:rPr>
+        <w:t>1</w:t>
+      </w:r>
+      <w:r>
+        <w:rPr>
+          <w:rFonts w:ascii="Times New Roman" w:hAnsi="Times New Roman" w:cs="Times New Roman"/>
+          <w:b/>
+          <w:bCs/>
+          <w:lang w:val="en-US"/>
+        </w:rPr>
+        <w:t>.</w:t>
+      </w:r>
+      <w:r>
+        <w:rPr>
+          <w:rFonts w:ascii="Times New Roman" w:hAnsi="Times New Roman" w:cs="Times New Roman"/>
+          <w:b/>
+          <w:bCs/>
+          <w:lang w:val="en-US"/>
+        </w:rPr>
+        <w:t>4 Simulation and results</w:t>
+      </w:r>
+      <w:r>
+        <w:rPr>
+          <w:rFonts w:ascii="Times New Roman" w:hAnsi="Times New Roman" w:cs="Times New Roman"/>
+          <w:b/>
+          <w:bCs/>
+          <w:lang w:val="en-US"/>
+        </w:rPr>
+        <w:t xml:space="preserve"> </w:t>
+      </w:r>
+      <w:r>
+        <w:rPr>
+          <w:rFonts w:ascii="Times New Roman" w:hAnsi="Times New Roman" w:cs="Times New Roman"/>
+          <w:b/>
+          <w:bCs/>
+          <w:sz w:val="24"/>
+          <w:szCs w:val="24"/>
+          <w:lang w:val="en-US"/>
+        </w:rPr>
+        <w:t>(</w:t>
+      </w:r>
+      <w:r>
+        <w:rPr>
+          <w:rFonts w:ascii="Times New Roman" w:hAnsi="Times New Roman" w:cs="Times New Roman"/>
+          <w:b/>
+          <w:bCs/>
+          <w:sz w:val="24"/>
+          <w:szCs w:val="24"/>
+          <w:lang w:val="en-US"/>
+        </w:rPr>
+        <w:t>2</w:t>
+      </w:r>
+      <w:r>
+        <w:rPr>
+          <w:rFonts w:ascii="Times New Roman" w:hAnsi="Times New Roman" w:cs="Times New Roman"/>
+          <w:b/>
+          <w:bCs/>
+          <w:sz w:val="24"/>
+          <w:szCs w:val="24"/>
+          <w:vertAlign w:val="superscript"/>
+          <w:lang w:val="en-US"/>
+        </w:rPr>
+        <w:t>nd</w:t>
+      </w:r>
+      <w:r>
+        <w:rPr>
+          <w:rFonts w:ascii="Times New Roman" w:hAnsi="Times New Roman" w:cs="Times New Roman"/>
+          <w:b/>
+          <w:bCs/>
+          <w:sz w:val="24"/>
+          <w:szCs w:val="24"/>
+          <w:lang w:val="en-US"/>
+        </w:rPr>
+        <w:t xml:space="preserve"> set of figures)</w:t>
+      </w:r>
     </w:p>
     <w:p>
       <w:pPr>
-        <w:rPr>
-          <w:lang w:val="en-US"/>
-        </w:rPr>
-      </w:pPr>
+        <w:pStyle w:val="ListParagraph"/>
+        <w:numPr>
+          <w:ilvl w:val="1"/>
+          <w:numId w:val="2"/>
+        </w:numPr>
+        <w:rPr>
+          <w:rFonts w:ascii="Times New Roman" w:hAnsi="Times New Roman" w:cs="Times New Roman"/>
+          <w:b/>
+          <w:bCs/>
+          <w:lang w:val="en-US"/>
+        </w:rPr>
+      </w:pPr>
+      <w:r>
+        <w:rPr>
+          <w:rFonts w:ascii="Times New Roman" w:hAnsi="Times New Roman" w:cs="Times New Roman"/>
+          <w:b/>
+          <w:bCs/>
+          <w:lang w:val="en-US"/>
+        </w:rPr>
+        <w:t>State Feedback</w:t>
+      </w:r>
     </w:p>
     <w:p>
       <w:pPr>
-        <w:rPr>
-          <w:lang w:val="en-US"/>
-        </w:rPr>
-      </w:pPr>
+        <w:pStyle w:val="ListParagraph"/>
+        <w:ind w:left="1080"/>
+        <w:rPr>
+          <w:rFonts w:ascii="Times New Roman" w:hAnsi="Times New Roman" w:cs="Times New Roman"/>
+          <w:b/>
+          <w:bCs/>
+          <w:lang w:val="en-US"/>
+        </w:rPr>
+      </w:pPr>
+      <w:r>
+        <w:rPr>
+          <w:rFonts w:ascii="Times New Roman" w:hAnsi="Times New Roman" w:cs="Times New Roman"/>
+          <w:b/>
+          <w:bCs/>
+          <w:lang w:val="en-US"/>
+        </w:rPr>
+        <w:t>4</w:t>
+      </w:r>
+      <w:r>
+        <w:rPr>
+          <w:rFonts w:ascii="Times New Roman" w:hAnsi="Times New Roman" w:cs="Times New Roman"/>
+          <w:b/>
+          <w:bCs/>
+          <w:lang w:val="en-US"/>
+        </w:rPr>
+        <w:t>.</w:t>
+      </w:r>
+      <w:r>
+        <w:rPr>
+          <w:rFonts w:ascii="Times New Roman" w:hAnsi="Times New Roman" w:cs="Times New Roman"/>
+          <w:b/>
+          <w:bCs/>
+          <w:lang w:val="en-US"/>
+        </w:rPr>
+        <w:t>2</w:t>
+      </w:r>
+      <w:r>
+        <w:rPr>
+          <w:rFonts w:ascii="Times New Roman" w:hAnsi="Times New Roman" w:cs="Times New Roman"/>
+          <w:b/>
+          <w:bCs/>
+          <w:lang w:val="en-US"/>
+        </w:rPr>
+        <w:t>.1</w:t>
+      </w:r>
+      <w:r>
+        <w:rPr>
+          <w:rFonts w:ascii="Times New Roman" w:hAnsi="Times New Roman" w:cs="Times New Roman"/>
+          <w:b/>
+          <w:bCs/>
+          <w:lang w:val="en-US"/>
+        </w:rPr>
+        <w:t xml:space="preserve"> </w:t>
+      </w:r>
+      <w:r>
+        <w:rPr>
+          <w:rFonts w:ascii="Times New Roman" w:hAnsi="Times New Roman" w:cs="Times New Roman"/>
+          <w:b/>
+          <w:bCs/>
+          <w:lang w:val="en-US"/>
+        </w:rPr>
+        <w:t xml:space="preserve">Basic theory of </w:t>
+      </w:r>
+      <w:r>
+        <w:rPr>
+          <w:rFonts w:ascii="Times New Roman" w:hAnsi="Times New Roman" w:cs="Times New Roman"/>
+          <w:b/>
+          <w:bCs/>
+          <w:lang w:val="en-US"/>
+        </w:rPr>
+        <w:t>State Feedback</w:t>
+      </w:r>
+      <w:r>
+        <w:rPr>
+          <w:rFonts w:ascii="Times New Roman" w:hAnsi="Times New Roman" w:cs="Times New Roman"/>
+          <w:b/>
+          <w:bCs/>
+          <w:lang w:val="en-US"/>
+        </w:rPr>
+        <w:t xml:space="preserve"> </w:t>
+      </w:r>
+      <w:r>
+        <w:rPr>
+          <w:rFonts w:ascii="Times New Roman" w:hAnsi="Times New Roman" w:cs="Times New Roman"/>
+          <w:b/>
+          <w:bCs/>
+          <w:lang w:val="en-US"/>
+        </w:rPr>
+        <w:t>Controller</w:t>
+      </w:r>
+      <w:r>
+        <w:rPr>
+          <w:rFonts w:ascii="Times New Roman" w:hAnsi="Times New Roman" w:cs="Times New Roman"/>
+          <w:b/>
+          <w:bCs/>
+          <w:lang w:val="en-US"/>
+        </w:rPr>
+        <w:br/>
+      </w:r>
+      <w:r>
+        <w:rPr>
+          <w:rFonts w:ascii="Times New Roman" w:hAnsi="Times New Roman" w:cs="Times New Roman"/>
+          <w:b/>
+          <w:bCs/>
+          <w:lang w:val="en-US"/>
+        </w:rPr>
+        <w:t>4</w:t>
+      </w:r>
+      <w:r>
+        <w:rPr>
+          <w:rFonts w:ascii="Times New Roman" w:hAnsi="Times New Roman" w:cs="Times New Roman"/>
+          <w:b/>
+          <w:bCs/>
+          <w:lang w:val="en-US"/>
+        </w:rPr>
+        <w:t>.</w:t>
+      </w:r>
+      <w:r>
+        <w:rPr>
+          <w:rFonts w:ascii="Times New Roman" w:hAnsi="Times New Roman" w:cs="Times New Roman"/>
+          <w:b/>
+          <w:bCs/>
+          <w:lang w:val="en-US"/>
+        </w:rPr>
+        <w:t>2</w:t>
+      </w:r>
+      <w:r>
+        <w:rPr>
+          <w:rFonts w:ascii="Times New Roman" w:hAnsi="Times New Roman" w:cs="Times New Roman"/>
+          <w:b/>
+          <w:bCs/>
+          <w:lang w:val="en-US"/>
+        </w:rPr>
+        <w:t>.</w:t>
+      </w:r>
+      <w:r>
+        <w:rPr>
+          <w:rFonts w:ascii="Times New Roman" w:hAnsi="Times New Roman" w:cs="Times New Roman"/>
+          <w:b/>
+          <w:bCs/>
+          <w:lang w:val="en-US"/>
+        </w:rPr>
+        <w:t xml:space="preserve">2 Design of the </w:t>
+      </w:r>
+      <w:r>
+        <w:rPr>
+          <w:rFonts w:ascii="Times New Roman" w:hAnsi="Times New Roman" w:cs="Times New Roman"/>
+          <w:b/>
+          <w:bCs/>
+          <w:lang w:val="en-US"/>
+        </w:rPr>
+        <w:t>State Feedback</w:t>
+      </w:r>
+      <w:r>
+        <w:rPr>
+          <w:rFonts w:ascii="Times New Roman" w:hAnsi="Times New Roman" w:cs="Times New Roman"/>
+          <w:b/>
+          <w:bCs/>
+          <w:lang w:val="en-US"/>
+        </w:rPr>
+        <w:t xml:space="preserve"> </w:t>
+      </w:r>
+      <w:r>
+        <w:rPr>
+          <w:rFonts w:ascii="Times New Roman" w:hAnsi="Times New Roman" w:cs="Times New Roman"/>
+          <w:b/>
+          <w:bCs/>
+          <w:lang w:val="en-US"/>
+        </w:rPr>
+        <w:t>Controller</w:t>
+      </w:r>
+      <w:r>
+        <w:rPr>
+          <w:rFonts w:ascii="Times New Roman" w:hAnsi="Times New Roman" w:cs="Times New Roman"/>
+          <w:b/>
+          <w:bCs/>
+          <w:lang w:val="en-US"/>
+        </w:rPr>
+        <w:br/>
+      </w:r>
+      <w:r>
+        <w:rPr>
+          <w:rFonts w:ascii="Times New Roman" w:hAnsi="Times New Roman" w:cs="Times New Roman"/>
+          <w:b/>
+          <w:bCs/>
+          <w:lang w:val="en-US"/>
+        </w:rPr>
+        <w:t>4</w:t>
+      </w:r>
+      <w:r>
+        <w:rPr>
+          <w:rFonts w:ascii="Times New Roman" w:hAnsi="Times New Roman" w:cs="Times New Roman"/>
+          <w:b/>
+          <w:bCs/>
+          <w:lang w:val="en-US"/>
+        </w:rPr>
+        <w:t>.</w:t>
+      </w:r>
+      <w:r>
+        <w:rPr>
+          <w:rFonts w:ascii="Times New Roman" w:hAnsi="Times New Roman" w:cs="Times New Roman"/>
+          <w:b/>
+          <w:bCs/>
+          <w:lang w:val="en-US"/>
+        </w:rPr>
+        <w:t>2</w:t>
+      </w:r>
+      <w:r>
+        <w:rPr>
+          <w:rFonts w:ascii="Times New Roman" w:hAnsi="Times New Roman" w:cs="Times New Roman"/>
+          <w:b/>
+          <w:bCs/>
+          <w:lang w:val="en-US"/>
+        </w:rPr>
+        <w:t>.</w:t>
+      </w:r>
+      <w:r>
+        <w:rPr>
+          <w:rFonts w:ascii="Times New Roman" w:hAnsi="Times New Roman" w:cs="Times New Roman"/>
+          <w:b/>
+          <w:bCs/>
+          <w:lang w:val="en-US"/>
+        </w:rPr>
+        <w:t xml:space="preserve">3 </w:t>
+      </w:r>
+      <w:r>
+        <w:rPr>
+          <w:rFonts w:ascii="Times New Roman" w:hAnsi="Times New Roman" w:cs="Times New Roman"/>
+          <w:b/>
+          <w:bCs/>
+          <w:lang w:val="en-US"/>
+        </w:rPr>
+        <w:t>T</w:t>
+      </w:r>
+      <w:r>
+        <w:rPr>
+          <w:rFonts w:ascii="Times New Roman" w:hAnsi="Times New Roman" w:cs="Times New Roman"/>
+          <w:b/>
+          <w:bCs/>
+          <w:lang w:val="en-US"/>
+        </w:rPr>
+        <w:t xml:space="preserve">uning </w:t>
+      </w:r>
+      <w:r>
+        <w:rPr>
+          <w:rFonts w:ascii="Times New Roman" w:hAnsi="Times New Roman" w:cs="Times New Roman"/>
+          <w:b/>
+          <w:bCs/>
+          <w:lang w:val="en-US"/>
+        </w:rPr>
+        <w:t>parameters of State Feedback</w:t>
+      </w:r>
+      <w:r>
+        <w:rPr>
+          <w:rFonts w:ascii="Times New Roman" w:hAnsi="Times New Roman" w:cs="Times New Roman"/>
+          <w:b/>
+          <w:bCs/>
+          <w:lang w:val="en-US"/>
+        </w:rPr>
+        <w:br/>
+      </w:r>
+      <w:r>
+        <w:rPr>
+          <w:rFonts w:ascii="Times New Roman" w:hAnsi="Times New Roman" w:cs="Times New Roman"/>
+          <w:b/>
+          <w:bCs/>
+          <w:lang w:val="en-US"/>
+        </w:rPr>
+        <w:t>4</w:t>
+      </w:r>
+      <w:r>
+        <w:rPr>
+          <w:rFonts w:ascii="Times New Roman" w:hAnsi="Times New Roman" w:cs="Times New Roman"/>
+          <w:b/>
+          <w:bCs/>
+          <w:lang w:val="en-US"/>
+        </w:rPr>
+        <w:t>.</w:t>
+      </w:r>
+      <w:r>
+        <w:rPr>
+          <w:rFonts w:ascii="Times New Roman" w:hAnsi="Times New Roman" w:cs="Times New Roman"/>
+          <w:b/>
+          <w:bCs/>
+          <w:lang w:val="en-US"/>
+        </w:rPr>
+        <w:t>2</w:t>
+      </w:r>
+      <w:r>
+        <w:rPr>
+          <w:rFonts w:ascii="Times New Roman" w:hAnsi="Times New Roman" w:cs="Times New Roman"/>
+          <w:b/>
+          <w:bCs/>
+          <w:lang w:val="en-US"/>
+        </w:rPr>
+        <w:t>.</w:t>
+      </w:r>
+      <w:r>
+        <w:rPr>
+          <w:rFonts w:ascii="Times New Roman" w:hAnsi="Times New Roman" w:cs="Times New Roman"/>
+          <w:b/>
+          <w:bCs/>
+          <w:lang w:val="en-US"/>
+        </w:rPr>
+        <w:t>4 Simulation and results</w:t>
+      </w:r>
+      <w:r>
+        <w:rPr>
+          <w:rFonts w:ascii="Times New Roman" w:hAnsi="Times New Roman" w:cs="Times New Roman"/>
+          <w:b/>
+          <w:bCs/>
+          <w:lang w:val="en-US"/>
+        </w:rPr>
+        <w:t xml:space="preserve"> </w:t>
+      </w:r>
+      <w:r>
+        <w:rPr>
+          <w:rFonts w:ascii="Times New Roman" w:hAnsi="Times New Roman" w:cs="Times New Roman"/>
+          <w:b/>
+          <w:bCs/>
+          <w:sz w:val="24"/>
+          <w:szCs w:val="24"/>
+          <w:lang w:val="en-US"/>
+        </w:rPr>
+        <w:t>(</w:t>
+      </w:r>
+      <w:r>
+        <w:rPr>
+          <w:rFonts w:ascii="Times New Roman" w:hAnsi="Times New Roman" w:cs="Times New Roman"/>
+          <w:b/>
+          <w:bCs/>
+          <w:sz w:val="24"/>
+          <w:szCs w:val="24"/>
+          <w:lang w:val="en-US"/>
+        </w:rPr>
+        <w:t>3</w:t>
+      </w:r>
+      <w:r>
+        <w:rPr>
+          <w:rFonts w:ascii="Times New Roman" w:hAnsi="Times New Roman" w:cs="Times New Roman"/>
+          <w:b/>
+          <w:bCs/>
+          <w:sz w:val="24"/>
+          <w:szCs w:val="24"/>
+          <w:vertAlign w:val="superscript"/>
+          <w:lang w:val="en-US"/>
+        </w:rPr>
+        <w:t>rd</w:t>
+      </w:r>
+      <w:r>
+        <w:rPr>
+          <w:rFonts w:ascii="Times New Roman" w:hAnsi="Times New Roman" w:cs="Times New Roman"/>
+          <w:b/>
+          <w:bCs/>
+          <w:sz w:val="24"/>
+          <w:szCs w:val="24"/>
+          <w:lang w:val="en-US"/>
+        </w:rPr>
+        <w:t xml:space="preserve"> set of figures)</w:t>
+      </w:r>
     </w:p>
     <w:p>
       <w:pPr>
-        <w:rPr>
-          <w:lang w:val="en-US"/>
-        </w:rPr>
-      </w:pPr>
+        <w:pStyle w:val="ListParagraph"/>
+        <w:numPr>
+          <w:ilvl w:val="0"/>
+          <w:numId w:val="2"/>
+        </w:numPr>
+        <w:rPr>
+          <w:rFonts w:ascii="Times New Roman" w:hAnsi="Times New Roman" w:cs="Times New Roman"/>
+          <w:b/>
+          <w:bCs/>
+          <w:lang w:val="en-US"/>
+        </w:rPr>
+      </w:pPr>
+      <w:r>
+        <w:rPr>
+          <w:rFonts w:ascii="Times New Roman" w:hAnsi="Times New Roman" w:cs="Times New Roman"/>
+          <w:b/>
+          <w:bCs/>
+          <w:lang w:val="en-US"/>
+        </w:rPr>
+        <w:t>Contractive Model Predictive Control</w:t>
+      </w:r>
+      <w:r>
+        <w:rPr>
+          <w:rFonts w:ascii="Times New Roman" w:hAnsi="Times New Roman" w:cs="Times New Roman"/>
+          <w:b/>
+          <w:bCs/>
+          <w:lang w:val="en-US"/>
+        </w:rPr>
+        <w:t xml:space="preserve"> Framework</w:t>
+      </w:r>
+      <w:r>
+        <w:rPr>
+          <w:rFonts w:ascii="Times New Roman" w:hAnsi="Times New Roman" w:cs="Times New Roman"/>
+          <w:b/>
+          <w:bCs/>
+          <w:lang w:val="en-US"/>
+        </w:rPr>
+        <w:br/>
+      </w:r>
+      <w:r>
+        <w:rPr>
+          <w:rFonts w:ascii="Times New Roman" w:hAnsi="Times New Roman" w:cs="Times New Roman"/>
+          <w:b/>
+          <w:bCs/>
+          <w:lang w:val="en-US"/>
+        </w:rPr>
+        <w:t>5</w:t>
+      </w:r>
+      <w:r>
+        <w:rPr>
+          <w:rFonts w:ascii="Times New Roman" w:hAnsi="Times New Roman" w:cs="Times New Roman"/>
+          <w:b/>
+          <w:bCs/>
+          <w:lang w:val="en-US"/>
+        </w:rPr>
+        <w:t xml:space="preserve">.1 </w:t>
+      </w:r>
+      <w:r>
+        <w:rPr>
+          <w:rFonts w:ascii="Times New Roman" w:hAnsi="Times New Roman" w:cs="Times New Roman"/>
+          <w:b/>
+          <w:bCs/>
+          <w:lang w:val="en-US"/>
+        </w:rPr>
+        <w:t xml:space="preserve">Basic theory of </w:t>
+      </w:r>
+      <w:r>
+        <w:rPr>
+          <w:rFonts w:ascii="Times New Roman" w:hAnsi="Times New Roman" w:cs="Times New Roman"/>
+          <w:b/>
+          <w:bCs/>
+          <w:lang w:val="en-US"/>
+        </w:rPr>
+        <w:t>Model Predictive Control (MPC)</w:t>
+      </w:r>
+      <w:r>
+        <w:rPr>
+          <w:rFonts w:ascii="Times New Roman" w:hAnsi="Times New Roman" w:cs="Times New Roman"/>
+          <w:b/>
+          <w:bCs/>
+          <w:lang w:val="en-US"/>
+        </w:rPr>
+        <w:br/>
+      </w:r>
+      <w:r>
+        <w:rPr>
+          <w:rFonts w:ascii="Times New Roman" w:hAnsi="Times New Roman" w:cs="Times New Roman"/>
+          <w:b/>
+          <w:bCs/>
+          <w:lang w:val="en-US"/>
+        </w:rPr>
+        <w:t xml:space="preserve">5.2 </w:t>
+      </w:r>
+      <w:r>
+        <w:rPr>
+          <w:rFonts w:ascii="Times New Roman" w:hAnsi="Times New Roman" w:cs="Times New Roman"/>
+          <w:b/>
+          <w:bCs/>
+          <w:lang w:val="en-US"/>
+        </w:rPr>
+        <w:t xml:space="preserve">Design of the </w:t>
+      </w:r>
+      <w:r>
+        <w:rPr>
+          <w:rFonts w:ascii="Times New Roman" w:hAnsi="Times New Roman" w:cs="Times New Roman"/>
+          <w:b/>
+          <w:bCs/>
+          <w:lang w:val="en-US"/>
+        </w:rPr>
+        <w:t>Contractiv</w:t>
+      </w:r>
+      <w:r>
+        <w:rPr>
+          <w:rFonts w:ascii="Times New Roman" w:hAnsi="Times New Roman" w:cs="Times New Roman"/>
+          <w:b/>
+          <w:bCs/>
+          <w:lang w:val="en-US"/>
+        </w:rPr>
+        <w:t>e MPC</w:t>
+      </w:r>
     </w:p>
     <w:p>
       <w:pPr>
-        <w:rPr>
-          <w:lang w:val="en-US"/>
-        </w:rPr>
-      </w:pPr>
+        <w:pStyle w:val="ListParagraph"/>
+        <w:rPr>
+          <w:rFonts w:ascii="Times New Roman" w:hAnsi="Times New Roman" w:cs="Times New Roman"/>
+          <w:b/>
+          <w:bCs/>
+          <w:sz w:val="24"/>
+          <w:szCs w:val="24"/>
+          <w:lang w:val="en-US"/>
+        </w:rPr>
+      </w:pPr>
+      <w:r>
+        <w:rPr>
+          <w:rFonts w:ascii="Times New Roman" w:hAnsi="Times New Roman" w:cs="Times New Roman"/>
+          <w:b/>
+          <w:bCs/>
+          <w:lang w:val="en-US"/>
+        </w:rPr>
+        <w:t>5</w:t>
+      </w:r>
+      <w:r>
+        <w:rPr>
+          <w:rFonts w:ascii="Times New Roman" w:hAnsi="Times New Roman" w:cs="Times New Roman"/>
+          <w:b/>
+          <w:bCs/>
+          <w:lang w:val="en-US"/>
+        </w:rPr>
+        <w:t xml:space="preserve">.3 </w:t>
+      </w:r>
+      <w:r>
+        <w:rPr>
+          <w:rFonts w:ascii="Times New Roman" w:hAnsi="Times New Roman" w:cs="Times New Roman"/>
+          <w:b/>
+          <w:bCs/>
+          <w:lang w:val="en-US"/>
+        </w:rPr>
+        <w:t>T</w:t>
+      </w:r>
+      <w:r>
+        <w:rPr>
+          <w:rFonts w:ascii="Times New Roman" w:hAnsi="Times New Roman" w:cs="Times New Roman"/>
+          <w:b/>
+          <w:bCs/>
+          <w:lang w:val="en-US"/>
+        </w:rPr>
+        <w:t xml:space="preserve">uning </w:t>
+      </w:r>
+      <w:r>
+        <w:rPr>
+          <w:rFonts w:ascii="Times New Roman" w:hAnsi="Times New Roman" w:cs="Times New Roman"/>
+          <w:b/>
+          <w:bCs/>
+          <w:lang w:val="en-US"/>
+        </w:rPr>
+        <w:t xml:space="preserve">parameters of </w:t>
+      </w:r>
+      <w:r>
+        <w:rPr>
+          <w:rFonts w:ascii="Times New Roman" w:hAnsi="Times New Roman" w:cs="Times New Roman"/>
+          <w:b/>
+          <w:bCs/>
+          <w:lang w:val="en-US"/>
+        </w:rPr>
+        <w:t xml:space="preserve">the </w:t>
+      </w:r>
+      <w:r>
+        <w:rPr>
+          <w:rFonts w:ascii="Times New Roman" w:hAnsi="Times New Roman" w:cs="Times New Roman"/>
+          <w:b/>
+          <w:bCs/>
+          <w:lang w:val="en-US"/>
+        </w:rPr>
+        <w:t>Contractive MPC</w:t>
+      </w:r>
+      <w:r>
+        <w:rPr>
+          <w:rFonts w:ascii="Times New Roman" w:hAnsi="Times New Roman" w:cs="Times New Roman"/>
+          <w:b/>
+          <w:bCs/>
+          <w:lang w:val="en-US"/>
+        </w:rPr>
+        <w:br/>
+      </w:r>
+      <w:r>
+        <w:rPr>
+          <w:rFonts w:ascii="Times New Roman" w:hAnsi="Times New Roman" w:cs="Times New Roman"/>
+          <w:b/>
+          <w:bCs/>
+          <w:lang w:val="en-US"/>
+        </w:rPr>
+        <w:t>5</w:t>
+      </w:r>
+      <w:r>
+        <w:rPr>
+          <w:rFonts w:ascii="Times New Roman" w:hAnsi="Times New Roman" w:cs="Times New Roman"/>
+          <w:b/>
+          <w:bCs/>
+          <w:lang w:val="en-US"/>
+        </w:rPr>
+        <w:t>.</w:t>
+      </w:r>
+      <w:r>
+        <w:rPr>
+          <w:rFonts w:ascii="Times New Roman" w:hAnsi="Times New Roman" w:cs="Times New Roman"/>
+          <w:b/>
+          <w:bCs/>
+          <w:lang w:val="en-US"/>
+        </w:rPr>
+        <w:t>4</w:t>
+      </w:r>
+      <w:r>
+        <w:rPr>
+          <w:rFonts w:ascii="Times New Roman" w:hAnsi="Times New Roman" w:cs="Times New Roman"/>
+          <w:b/>
+          <w:bCs/>
+          <w:lang w:val="en-US"/>
+        </w:rPr>
+        <w:t xml:space="preserve"> Simulation and results</w:t>
+      </w:r>
+      <w:r>
+        <w:rPr>
+          <w:rFonts w:ascii="Times New Roman" w:hAnsi="Times New Roman" w:cs="Times New Roman"/>
+          <w:b/>
+          <w:bCs/>
+          <w:lang w:val="en-US"/>
+        </w:rPr>
+        <w:t xml:space="preserve"> </w:t>
+      </w:r>
+      <w:r>
+        <w:rPr>
+          <w:rFonts w:ascii="Times New Roman" w:hAnsi="Times New Roman" w:cs="Times New Roman"/>
+          <w:b/>
+          <w:bCs/>
+          <w:sz w:val="24"/>
+          <w:szCs w:val="24"/>
+          <w:lang w:val="en-US"/>
+        </w:rPr>
+        <w:t>(</w:t>
+      </w:r>
+      <w:r>
+        <w:rPr>
+          <w:rFonts w:ascii="Times New Roman" w:hAnsi="Times New Roman" w:cs="Times New Roman"/>
+          <w:b/>
+          <w:bCs/>
+          <w:sz w:val="24"/>
+          <w:szCs w:val="24"/>
+          <w:lang w:val="en-US"/>
+        </w:rPr>
+        <w:t>4</w:t>
+      </w:r>
+      <w:r>
+        <w:rPr>
+          <w:rFonts w:ascii="Times New Roman" w:hAnsi="Times New Roman" w:cs="Times New Roman"/>
+          <w:b/>
+          <w:bCs/>
+          <w:sz w:val="24"/>
+          <w:szCs w:val="24"/>
+          <w:vertAlign w:val="superscript"/>
+          <w:lang w:val="en-US"/>
+        </w:rPr>
+        <w:t>th</w:t>
+      </w:r>
+      <w:r>
+        <w:rPr>
+          <w:rFonts w:ascii="Times New Roman" w:hAnsi="Times New Roman" w:cs="Times New Roman"/>
+          <w:b/>
+          <w:bCs/>
+          <w:sz w:val="24"/>
+          <w:szCs w:val="24"/>
+          <w:lang w:val="en-US"/>
+        </w:rPr>
+        <w:t xml:space="preserve"> set of figures)</w:t>
+      </w:r>
     </w:p>
     <w:p>
       <w:pPr>
-        <w:rPr>
-          <w:lang w:val="en-US"/>
-        </w:rPr>
-      </w:pPr>
+        <w:pStyle w:val="ListParagraph"/>
+        <w:numPr>
+          <w:ilvl w:val="0"/>
+          <w:numId w:val="2"/>
+        </w:numPr>
+        <w:rPr>
+          <w:rFonts w:ascii="Times New Roman" w:hAnsi="Times New Roman" w:cs="Times New Roman"/>
+          <w:b/>
+          <w:bCs/>
+          <w:sz w:val="24"/>
+          <w:szCs w:val="24"/>
+          <w:lang w:val="en-US"/>
+        </w:rPr>
+      </w:pPr>
+      <w:r>
+        <w:rPr>
+          <w:rFonts w:ascii="Times New Roman" w:hAnsi="Times New Roman" w:cs="Times New Roman"/>
+          <w:b/>
+          <w:bCs/>
+          <w:lang w:val="en-US"/>
+        </w:rPr>
+        <w:t>Obstacle Avoidance with Contractive MPC</w:t>
+      </w:r>
+      <w:r>
+        <w:rPr>
+          <w:rFonts w:ascii="Times New Roman" w:hAnsi="Times New Roman" w:cs="Times New Roman"/>
+          <w:b/>
+          <w:bCs/>
+          <w:lang w:val="en-US"/>
+        </w:rPr>
+        <w:br/>
+      </w:r>
+      <w:r>
+        <w:rPr>
+          <w:rFonts w:ascii="Times New Roman" w:hAnsi="Times New Roman" w:cs="Times New Roman"/>
+          <w:b/>
+          <w:bCs/>
+          <w:lang w:val="en-US"/>
+        </w:rPr>
+        <w:t>6</w:t>
+      </w:r>
+      <w:r>
+        <w:rPr>
+          <w:rFonts w:ascii="Times New Roman" w:hAnsi="Times New Roman" w:cs="Times New Roman"/>
+          <w:b/>
+          <w:bCs/>
+          <w:lang w:val="en-US"/>
+        </w:rPr>
+        <w:t>.1</w:t>
+      </w:r>
+      <w:r>
+        <w:rPr>
+          <w:rFonts w:ascii="Times New Roman" w:hAnsi="Times New Roman" w:cs="Times New Roman"/>
+          <w:b/>
+          <w:bCs/>
+          <w:lang w:val="en-US"/>
+        </w:rPr>
+        <w:t xml:space="preserve"> Basic theory of obstacle avoidance</w:t>
+      </w:r>
+      <w:r>
+        <w:rPr>
+          <w:rFonts w:ascii="Times New Roman" w:hAnsi="Times New Roman" w:cs="Times New Roman"/>
+          <w:b/>
+          <w:bCs/>
+          <w:lang w:val="en-US"/>
+        </w:rPr>
+        <w:t xml:space="preserve"> </w:t>
+      </w:r>
+      <w:r>
+        <w:rPr>
+          <w:rFonts w:ascii="Times New Roman" w:hAnsi="Times New Roman" w:cs="Times New Roman"/>
+          <w:b/>
+          <w:bCs/>
+          <w:lang w:val="en-US"/>
+        </w:rPr>
+        <w:br/>
+      </w:r>
+      <w:r>
+        <w:rPr>
+          <w:rFonts w:ascii="Times New Roman" w:hAnsi="Times New Roman" w:cs="Times New Roman"/>
+          <w:b/>
+          <w:bCs/>
+          <w:lang w:val="en-US"/>
+        </w:rPr>
+        <w:t>6</w:t>
+      </w:r>
+      <w:r>
+        <w:rPr>
+          <w:rFonts w:ascii="Times New Roman" w:hAnsi="Times New Roman" w:cs="Times New Roman"/>
+          <w:b/>
+          <w:bCs/>
+          <w:lang w:val="en-US"/>
+        </w:rPr>
+        <w:t xml:space="preserve">.2 </w:t>
+      </w:r>
+      <w:r>
+        <w:rPr>
+          <w:rFonts w:ascii="Times New Roman" w:hAnsi="Times New Roman" w:cs="Times New Roman"/>
+          <w:b/>
+          <w:bCs/>
+          <w:lang w:val="en-US"/>
+        </w:rPr>
+        <w:t>O</w:t>
+      </w:r>
+      <w:r>
+        <w:rPr>
+          <w:rFonts w:ascii="Times New Roman" w:hAnsi="Times New Roman" w:cs="Times New Roman"/>
+          <w:b/>
+          <w:bCs/>
+          <w:lang w:val="en-US"/>
+        </w:rPr>
+        <w:t>bstacle avoidance</w:t>
+      </w:r>
+      <w:r>
+        <w:rPr>
+          <w:rFonts w:ascii="Times New Roman" w:hAnsi="Times New Roman" w:cs="Times New Roman"/>
+          <w:b/>
+          <w:bCs/>
+          <w:lang w:val="en-US"/>
+        </w:rPr>
+        <w:t xml:space="preserve"> in the Contractive MPC framework</w:t>
+      </w:r>
+      <w:r>
+        <w:rPr>
+          <w:rFonts w:ascii="Times New Roman" w:hAnsi="Times New Roman" w:cs="Times New Roman"/>
+          <w:b/>
+          <w:bCs/>
+          <w:lang w:val="en-US"/>
+        </w:rPr>
+        <w:br/>
+      </w:r>
+      <w:r>
+        <w:rPr>
+          <w:rFonts w:ascii="Times New Roman" w:hAnsi="Times New Roman" w:cs="Times New Roman"/>
+          <w:b/>
+          <w:bCs/>
+          <w:lang w:val="en-US"/>
+        </w:rPr>
+        <w:t>6</w:t>
+      </w:r>
+      <w:r>
+        <w:rPr>
+          <w:rFonts w:ascii="Times New Roman" w:hAnsi="Times New Roman" w:cs="Times New Roman"/>
+          <w:b/>
+          <w:bCs/>
+          <w:lang w:val="en-US"/>
+        </w:rPr>
+        <w:t>.3 Simulation and results</w:t>
+      </w:r>
+      <w:r>
+        <w:rPr>
+          <w:rFonts w:ascii="Times New Roman" w:hAnsi="Times New Roman" w:cs="Times New Roman"/>
+          <w:b/>
+          <w:bCs/>
+          <w:lang w:val="en-US"/>
+        </w:rPr>
+        <w:t xml:space="preserve"> </w:t>
+      </w:r>
+      <w:r>
+        <w:rPr>
+          <w:rFonts w:ascii="Times New Roman" w:hAnsi="Times New Roman" w:cs="Times New Roman"/>
+          <w:b/>
+          <w:bCs/>
+          <w:sz w:val="24"/>
+          <w:szCs w:val="24"/>
+          <w:lang w:val="en-US"/>
+        </w:rPr>
+        <w:t>(</w:t>
+      </w:r>
+      <w:r>
+        <w:rPr>
+          <w:rFonts w:ascii="Times New Roman" w:hAnsi="Times New Roman" w:cs="Times New Roman"/>
+          <w:b/>
+          <w:bCs/>
+          <w:sz w:val="24"/>
+          <w:szCs w:val="24"/>
+          <w:lang w:val="en-US"/>
+        </w:rPr>
+        <w:t>5</w:t>
+      </w:r>
+      <w:r>
+        <w:rPr>
+          <w:rFonts w:ascii="Times New Roman" w:hAnsi="Times New Roman" w:cs="Times New Roman"/>
+          <w:b/>
+          <w:bCs/>
+          <w:sz w:val="24"/>
+          <w:szCs w:val="24"/>
+          <w:vertAlign w:val="superscript"/>
+          <w:lang w:val="en-US"/>
+        </w:rPr>
+        <w:t>th</w:t>
+      </w:r>
+      <w:r>
+        <w:rPr>
+          <w:rFonts w:ascii="Times New Roman" w:hAnsi="Times New Roman" w:cs="Times New Roman"/>
+          <w:b/>
+          <w:bCs/>
+          <w:sz w:val="24"/>
+          <w:szCs w:val="24"/>
+          <w:lang w:val="en-US"/>
+        </w:rPr>
+        <w:t xml:space="preserve"> set of figures)</w:t>
+      </w:r>
     </w:p>
     <w:p>
       <w:pPr>
-        <w:rPr>
-          <w:lang w:val="en-US"/>
-        </w:rPr>
-      </w:pPr>
+        <w:pStyle w:val="ListParagraph"/>
+        <w:numPr>
+          <w:ilvl w:val="0"/>
+          <w:numId w:val="2"/>
+        </w:numPr>
+        <w:rPr>
+          <w:rFonts w:ascii="Times New Roman" w:hAnsi="Times New Roman" w:cs="Times New Roman"/>
+          <w:b/>
+          <w:bCs/>
+          <w:sz w:val="24"/>
+          <w:szCs w:val="24"/>
+          <w:lang w:val="en-US"/>
+        </w:rPr>
+      </w:pPr>
+      <w:r>
+        <w:rPr>
+          <w:rFonts w:ascii="Times New Roman" w:hAnsi="Times New Roman" w:cs="Times New Roman"/>
+          <w:b/>
+          <w:bCs/>
+          <w:lang w:val="en-US"/>
+        </w:rPr>
+        <w:t>Conclusions</w:t>
+      </w:r>
+      <w:r>
+        <w:rPr>
+          <w:rFonts w:ascii="Times New Roman" w:hAnsi="Times New Roman" w:cs="Times New Roman"/>
+          <w:b/>
+          <w:bCs/>
+          <w:lang w:val="en-US"/>
+        </w:rPr>
+        <w:br/>
+      </w:r>
+      <w:r>
+        <w:rPr>
+          <w:rFonts w:ascii="Times New Roman" w:hAnsi="Times New Roman" w:cs="Times New Roman"/>
+          <w:b/>
+          <w:bCs/>
+          <w:lang w:val="en-US"/>
+        </w:rPr>
+        <w:t>7</w:t>
+      </w:r>
+      <w:r>
+        <w:rPr>
+          <w:rFonts w:ascii="Times New Roman" w:hAnsi="Times New Roman" w:cs="Times New Roman"/>
+          <w:b/>
+          <w:bCs/>
+          <w:lang w:val="en-US"/>
+        </w:rPr>
+        <w:t>.1 Summary and challenges</w:t>
+      </w:r>
+      <w:r>
+        <w:rPr>
+          <w:rFonts w:ascii="Times New Roman" w:hAnsi="Times New Roman" w:cs="Times New Roman"/>
+          <w:b/>
+          <w:bCs/>
+          <w:lang w:val="en-US"/>
+        </w:rPr>
+        <w:br/>
+      </w:r>
+      <w:r>
+        <w:rPr>
+          <w:rFonts w:ascii="Times New Roman" w:hAnsi="Times New Roman" w:cs="Times New Roman"/>
+          <w:b/>
+          <w:bCs/>
+          <w:lang w:val="en-US"/>
+        </w:rPr>
+        <w:t>7</w:t>
+      </w:r>
+      <w:r>
+        <w:rPr>
+          <w:rFonts w:ascii="Times New Roman" w:hAnsi="Times New Roman" w:cs="Times New Roman"/>
+          <w:b/>
+          <w:bCs/>
+          <w:lang w:val="en-US"/>
+        </w:rPr>
+        <w:t>.2 Expansions and future research</w:t>
+      </w:r>
     </w:p>
     <w:p>
       <w:pPr>
         <w:rPr>
-          <w:lang w:val="en-US"/>
-        </w:rPr>
-      </w:pPr>
+          <w:rFonts w:ascii="Times New Roman" w:hAnsi="Times New Roman" w:cs="Times New Roman"/>
+          <w:b/>
+          <w:bCs/>
+          <w:lang w:val="en-US"/>
+        </w:rPr>
+      </w:pPr>
+      <w:r>
+        <w:rPr>
+          <w:rFonts w:ascii="Times New Roman" w:hAnsi="Times New Roman" w:cs="Times New Roman"/>
+          <w:b/>
+          <w:bCs/>
+          <w:lang w:val="en-US"/>
+        </w:rPr>
+        <w:t>Bibliography</w:t>
+      </w:r>
     </w:p>
     <w:p>
       <w:pPr>
         <w:rPr>
+          <w:rFonts w:ascii="Times New Roman" w:hAnsi="Times New Roman" w:cs="Times New Roman"/>
+          <w:b/>
+          <w:bCs/>
           <w:lang w:val="en-US"/>
         </w:rPr>
       </w:pPr>
@@ -290,6 +1924,9 @@
     <w:p>
       <w:pPr>
         <w:rPr>
+          <w:rFonts w:ascii="Times New Roman" w:hAnsi="Times New Roman" w:cs="Times New Roman"/>
+          <w:b/>
+          <w:bCs/>
           <w:lang w:val="en-US"/>
         </w:rPr>
       </w:pPr>
@@ -297,6 +1934,9 @@
     <w:p>
       <w:pPr>
         <w:rPr>
+          <w:rFonts w:ascii="Times New Roman" w:hAnsi="Times New Roman" w:cs="Times New Roman"/>
+          <w:b/>
+          <w:bCs/>
           <w:lang w:val="en-US"/>
         </w:rPr>
       </w:pPr>
@@ -304,6 +1944,9 @@
     <w:p>
       <w:pPr>
         <w:rPr>
+          <w:rFonts w:ascii="Times New Roman" w:hAnsi="Times New Roman" w:cs="Times New Roman"/>
+          <w:b/>
+          <w:bCs/>
           <w:lang w:val="en-US"/>
         </w:rPr>
       </w:pPr>
@@ -311,412 +1954,427 @@
     <w:p>
       <w:pPr>
         <w:rPr>
-          <w:lang w:val="en-US"/>
-        </w:rPr>
-      </w:pPr>
+          <w:rFonts w:ascii="Times New Roman" w:hAnsi="Times New Roman" w:cs="Times New Roman"/>
+          <w:b/>
+          <w:bCs/>
+          <w:lang w:val="en-US"/>
+        </w:rPr>
+      </w:pPr>
+      <w:r>
+        <w:rPr>
+          <w:rFonts w:ascii="Times New Roman" w:hAnsi="Times New Roman" w:cs="Times New Roman"/>
+          <w:b/>
+          <w:bCs/>
+          <w:lang w:val="en-US"/>
+        </w:rPr>
+        <w:lastRenderedPageBreak/>
+        <w:t>List of Figures</w:t>
+      </w:r>
     </w:p>
     <w:p>
       <w:pPr>
         <w:rPr>
-          <w:lang w:val="en-US"/>
-        </w:rPr>
-      </w:pPr>
+          <w:rFonts w:ascii="Times New Roman" w:hAnsi="Times New Roman" w:cs="Times New Roman"/>
+          <w:b/>
+          <w:bCs/>
+          <w:lang w:val="en-US"/>
+        </w:rPr>
+      </w:pPr>
+      <w:r>
+        <w:rPr>
+          <w:rFonts w:ascii="Times New Roman" w:hAnsi="Times New Roman" w:cs="Times New Roman"/>
+          <w:b/>
+          <w:bCs/>
+          <w:lang w:val="en-US"/>
+        </w:rPr>
+        <w:t xml:space="preserve">Constraints </w:t>
+      </w:r>
+      <w:proofErr w:type="gramStart"/>
+      <w:r>
+        <w:rPr>
+          <w:rFonts w:ascii="Times New Roman" w:hAnsi="Times New Roman" w:cs="Times New Roman"/>
+          <w:b/>
+          <w:bCs/>
+          <w:lang w:val="en-US"/>
+        </w:rPr>
+        <w:t>have to</w:t>
+      </w:r>
+      <w:proofErr w:type="gramEnd"/>
+      <w:r>
+        <w:rPr>
+          <w:rFonts w:ascii="Times New Roman" w:hAnsi="Times New Roman" w:cs="Times New Roman"/>
+          <w:b/>
+          <w:bCs/>
+          <w:lang w:val="en-US"/>
+        </w:rPr>
+        <w:t xml:space="preserve"> be included in all diagrams</w:t>
+      </w:r>
     </w:p>
     <w:p>
       <w:pPr>
-        <w:rPr>
-          <w:lang w:val="en-US"/>
-        </w:rPr>
-      </w:pPr>
+        <w:pStyle w:val="ListParagraph"/>
+        <w:numPr>
+          <w:ilvl w:val="0"/>
+          <w:numId w:val="4"/>
+        </w:numPr>
+        <w:rPr>
+          <w:rFonts w:ascii="Times New Roman" w:hAnsi="Times New Roman" w:cs="Times New Roman"/>
+          <w:b/>
+          <w:bCs/>
+          <w:lang w:val="en-US"/>
+        </w:rPr>
+      </w:pPr>
+      <w:r>
+        <w:rPr>
+          <w:rFonts w:ascii="Times New Roman" w:hAnsi="Times New Roman" w:cs="Times New Roman"/>
+          <w:b/>
+          <w:bCs/>
+          <w:lang w:val="en-US"/>
+        </w:rPr>
+        <w:t>reference positions</w:t>
+      </w:r>
     </w:p>
     <w:p>
       <w:pPr>
-        <w:rPr>
-          <w:lang w:val="en-US"/>
-        </w:rPr>
-      </w:pPr>
+        <w:pStyle w:val="ListParagraph"/>
+        <w:numPr>
+          <w:ilvl w:val="0"/>
+          <w:numId w:val="4"/>
+        </w:numPr>
+        <w:rPr>
+          <w:rFonts w:ascii="Times New Roman" w:hAnsi="Times New Roman" w:cs="Times New Roman"/>
+          <w:b/>
+          <w:bCs/>
+          <w:lang w:val="en-US"/>
+        </w:rPr>
+      </w:pPr>
+      <w:r>
+        <w:rPr>
+          <w:rFonts w:ascii="Times New Roman" w:hAnsi="Times New Roman" w:cs="Times New Roman"/>
+          <w:b/>
+          <w:bCs/>
+          <w:lang w:val="en-US"/>
+        </w:rPr>
+        <w:t>reference velocities</w:t>
+      </w:r>
     </w:p>
     <w:p>
       <w:pPr>
-        <w:rPr>
-          <w:lang w:val="en-US"/>
-        </w:rPr>
-      </w:pPr>
+        <w:pStyle w:val="ListParagraph"/>
+        <w:numPr>
+          <w:ilvl w:val="0"/>
+          <w:numId w:val="4"/>
+        </w:numPr>
+        <w:rPr>
+          <w:rFonts w:ascii="Times New Roman" w:hAnsi="Times New Roman" w:cs="Times New Roman"/>
+          <w:b/>
+          <w:bCs/>
+          <w:lang w:val="en-US"/>
+        </w:rPr>
+      </w:pPr>
+      <w:r>
+        <w:rPr>
+          <w:rFonts w:ascii="Times New Roman" w:hAnsi="Times New Roman" w:cs="Times New Roman"/>
+          <w:b/>
+          <w:bCs/>
+          <w:lang w:val="en-US"/>
+        </w:rPr>
+        <w:t>reference accelerations</w:t>
+      </w:r>
     </w:p>
     <w:p>
       <w:pPr>
-        <w:rPr>
-          <w:lang w:val="en-US"/>
-        </w:rPr>
-      </w:pPr>
+        <w:pStyle w:val="ListParagraph"/>
+        <w:numPr>
+          <w:ilvl w:val="0"/>
+          <w:numId w:val="4"/>
+        </w:numPr>
+        <w:rPr>
+          <w:rFonts w:ascii="Times New Roman" w:hAnsi="Times New Roman" w:cs="Times New Roman"/>
+          <w:b/>
+          <w:bCs/>
+          <w:lang w:val="en-US"/>
+        </w:rPr>
+      </w:pPr>
+      <w:r>
+        <w:rPr>
+          <w:rFonts w:ascii="Times New Roman" w:hAnsi="Times New Roman" w:cs="Times New Roman"/>
+          <w:b/>
+          <w:bCs/>
+          <w:lang w:val="en-US"/>
+        </w:rPr>
+        <w:t>reference delta accelerations</w:t>
+      </w:r>
     </w:p>
     <w:p>
       <w:pPr>
-        <w:rPr>
-          <w:lang w:val="en-US"/>
-        </w:rPr>
-      </w:pPr>
+        <w:pStyle w:val="ListParagraph"/>
+        <w:numPr>
+          <w:ilvl w:val="0"/>
+          <w:numId w:val="4"/>
+        </w:numPr>
+        <w:rPr>
+          <w:rFonts w:ascii="Times New Roman" w:hAnsi="Times New Roman" w:cs="Times New Roman"/>
+          <w:b/>
+          <w:bCs/>
+          <w:lang w:val="en-US"/>
+        </w:rPr>
+      </w:pPr>
+      <w:r>
+        <w:rPr>
+          <w:rFonts w:ascii="Times New Roman" w:hAnsi="Times New Roman" w:cs="Times New Roman"/>
+          <w:b/>
+          <w:bCs/>
+          <w:lang w:val="en-US"/>
+        </w:rPr>
+        <w:t>reference Vg</w:t>
+      </w:r>
+      <w:r>
+        <w:rPr>
+          <w:rFonts w:ascii="Times New Roman" w:hAnsi="Times New Roman" w:cs="Times New Roman"/>
+          <w:b/>
+          <w:bCs/>
+          <w:lang w:val="en-US"/>
+        </w:rPr>
+        <w:t>, gamma and heading (states)</w:t>
+      </w:r>
     </w:p>
     <w:p>
       <w:pPr>
-        <w:rPr>
-          <w:lang w:val="en-US"/>
-        </w:rPr>
-      </w:pPr>
+        <w:pStyle w:val="ListParagraph"/>
+        <w:numPr>
+          <w:ilvl w:val="0"/>
+          <w:numId w:val="4"/>
+        </w:numPr>
+        <w:pBdr>
+          <w:bottom w:val="single" w:sz="6" w:space="1" w:color="auto"/>
+        </w:pBdr>
+        <w:rPr>
+          <w:rFonts w:ascii="Times New Roman" w:hAnsi="Times New Roman" w:cs="Times New Roman"/>
+          <w:b/>
+          <w:bCs/>
+          <w:lang w:val="en-US"/>
+        </w:rPr>
+      </w:pPr>
+      <w:r>
+        <w:rPr>
+          <w:rFonts w:ascii="Times New Roman" w:hAnsi="Times New Roman" w:cs="Times New Roman"/>
+          <w:b/>
+          <w:bCs/>
+          <w:lang w:val="en-US"/>
+        </w:rPr>
+        <w:t xml:space="preserve">reference Th, ng, phib (real accelerations for the UAV </w:t>
+      </w:r>
+      <w:proofErr w:type="gramStart"/>
+      <w:r>
+        <w:rPr>
+          <w:rFonts w:ascii="Times New Roman" w:hAnsi="Times New Roman" w:cs="Times New Roman"/>
+          <w:b/>
+          <w:bCs/>
+          <w:lang w:val="en-US"/>
+        </w:rPr>
+        <w:t>in order to</w:t>
+      </w:r>
+      <w:proofErr w:type="gramEnd"/>
+      <w:r>
+        <w:rPr>
+          <w:rFonts w:ascii="Times New Roman" w:hAnsi="Times New Roman" w:cs="Times New Roman"/>
+          <w:b/>
+          <w:bCs/>
+          <w:lang w:val="en-US"/>
+        </w:rPr>
+        <w:t xml:space="preserve"> follow the trajectory)</w:t>
+      </w:r>
     </w:p>
     <w:p>
       <w:pPr>
-        <w:rPr>
+        <w:ind w:left="360"/>
+        <w:rPr>
+          <w:rFonts w:ascii="Times New Roman" w:hAnsi="Times New Roman" w:cs="Times New Roman"/>
+          <w:b/>
+          <w:bCs/>
           <w:lang w:val="en-US"/>
         </w:rPr>
       </w:pPr>
     </w:p>
     <w:p>
       <w:pPr>
-        <w:jc w:val="center"/>
-        <w:rPr>
-          <w:rFonts w:ascii="Times New Roman" w:hAnsi="Times New Roman" w:cs="Times New Roman"/>
-          <w:b/>
-          <w:bCs/>
-          <w:lang w:val="en-US"/>
-        </w:rPr>
-      </w:pPr>
-      <w:r>
-        <w:rPr>
-          <w:rFonts w:ascii="Times New Roman" w:hAnsi="Times New Roman" w:cs="Times New Roman"/>
-          <w:b/>
-          <w:bCs/>
-          <w:lang w:val="en-US"/>
-        </w:rPr>
-        <w:lastRenderedPageBreak/>
-        <w:fldChar w:fldCharType="end"/>
-      </w:r>
-      <w:r>
-        <w:rPr>
-          <w:rFonts w:ascii="Times New Roman" w:hAnsi="Times New Roman" w:cs="Times New Roman"/>
-          <w:b/>
-          <w:bCs/>
-          <w:lang w:val="en-US"/>
-        </w:rPr>
-        <w:t>Table of Contents</w:t>
+        <w:pStyle w:val="ListParagraph"/>
+        <w:numPr>
+          <w:ilvl w:val="0"/>
+          <w:numId w:val="7"/>
+        </w:numPr>
+        <w:rPr>
+          <w:rFonts w:ascii="Times New Roman" w:hAnsi="Times New Roman" w:cs="Times New Roman"/>
+          <w:b/>
+          <w:bCs/>
+          <w:lang w:val="en-US"/>
+        </w:rPr>
+      </w:pPr>
+      <w:r>
+        <w:rPr>
+          <w:rFonts w:ascii="Times New Roman" w:hAnsi="Times New Roman" w:cs="Times New Roman"/>
+          <w:b/>
+          <w:bCs/>
+          <w:lang w:val="en-US"/>
+        </w:rPr>
+        <w:t>3D with PID</w:t>
       </w:r>
     </w:p>
     <w:p>
       <w:pPr>
-        <w:jc w:val="center"/>
-        <w:rPr>
-          <w:rFonts w:ascii="Times New Roman" w:hAnsi="Times New Roman" w:cs="Times New Roman"/>
-          <w:b/>
-          <w:bCs/>
-          <w:lang w:val="en-US"/>
-        </w:rPr>
-      </w:pPr>
+        <w:pStyle w:val="ListParagraph"/>
+        <w:numPr>
+          <w:ilvl w:val="0"/>
+          <w:numId w:val="7"/>
+        </w:numPr>
+        <w:rPr>
+          <w:rFonts w:ascii="Times New Roman" w:hAnsi="Times New Roman" w:cs="Times New Roman"/>
+          <w:b/>
+          <w:bCs/>
+          <w:lang w:val="en-US"/>
+        </w:rPr>
+      </w:pPr>
+      <w:r>
+        <w:rPr>
+          <w:rFonts w:ascii="Times New Roman" w:hAnsi="Times New Roman" w:cs="Times New Roman"/>
+          <w:b/>
+          <w:bCs/>
+          <w:lang w:val="en-US"/>
+        </w:rPr>
+        <w:t>ED with PID</w:t>
+      </w:r>
     </w:p>
     <w:p>
       <w:pPr>
-        <w:rPr>
-          <w:rFonts w:ascii="Times New Roman" w:hAnsi="Times New Roman" w:cs="Times New Roman"/>
-          <w:b/>
-          <w:bCs/>
-          <w:lang w:val="en-US"/>
-        </w:rPr>
-      </w:pPr>
-      <w:r>
-        <w:rPr>
-          <w:rFonts w:ascii="Times New Roman" w:hAnsi="Times New Roman" w:cs="Times New Roman"/>
-          <w:b/>
-          <w:bCs/>
-          <w:lang w:val="en-US"/>
-        </w:rPr>
-        <w:t>List of Tables</w:t>
+        <w:pStyle w:val="ListParagraph"/>
+        <w:numPr>
+          <w:ilvl w:val="0"/>
+          <w:numId w:val="7"/>
+        </w:numPr>
+        <w:rPr>
+          <w:rFonts w:ascii="Times New Roman" w:hAnsi="Times New Roman" w:cs="Times New Roman"/>
+          <w:b/>
+          <w:bCs/>
+          <w:lang w:val="en-US"/>
+        </w:rPr>
+      </w:pPr>
+      <w:r>
+        <w:rPr>
+          <w:rFonts w:ascii="Times New Roman" w:hAnsi="Times New Roman" w:cs="Times New Roman"/>
+          <w:b/>
+          <w:bCs/>
+          <w:lang w:val="en-US"/>
+        </w:rPr>
+        <w:t>S vector with PID</w:t>
       </w:r>
     </w:p>
     <w:p>
       <w:pPr>
-        <w:rPr>
-          <w:rFonts w:ascii="Times New Roman" w:hAnsi="Times New Roman" w:cs="Times New Roman"/>
-          <w:b/>
-          <w:bCs/>
-          <w:lang w:val="en-US"/>
-        </w:rPr>
-      </w:pPr>
-      <w:r>
-        <w:rPr>
-          <w:rFonts w:ascii="Times New Roman" w:hAnsi="Times New Roman" w:cs="Times New Roman"/>
-          <w:b/>
-          <w:bCs/>
-          <w:lang w:val="en-US"/>
-        </w:rPr>
-        <w:t>List of Figures</w:t>
+        <w:pStyle w:val="ListParagraph"/>
+        <w:numPr>
+          <w:ilvl w:val="0"/>
+          <w:numId w:val="7"/>
+        </w:numPr>
+        <w:rPr>
+          <w:rFonts w:ascii="Times New Roman" w:hAnsi="Times New Roman" w:cs="Times New Roman"/>
+          <w:b/>
+          <w:bCs/>
+          <w:lang w:val="en-US"/>
+        </w:rPr>
+      </w:pPr>
+      <w:r>
+        <w:rPr>
+          <w:rFonts w:ascii="Times New Roman" w:hAnsi="Times New Roman" w:cs="Times New Roman"/>
+          <w:b/>
+          <w:bCs/>
+          <w:lang w:val="en-US"/>
+        </w:rPr>
+        <w:t>Th, ng, phib with PID</w:t>
       </w:r>
     </w:p>
     <w:p>
       <w:pPr>
-        <w:rPr>
-          <w:rFonts w:ascii="Times New Roman" w:hAnsi="Times New Roman" w:cs="Times New Roman"/>
-          <w:b/>
-          <w:bCs/>
-          <w:lang w:val="en-US"/>
-        </w:rPr>
-      </w:pPr>
-      <w:r>
-        <w:rPr>
-          <w:rFonts w:ascii="Times New Roman" w:hAnsi="Times New Roman" w:cs="Times New Roman"/>
-          <w:b/>
-          <w:bCs/>
-          <w:lang w:val="en-US"/>
-        </w:rPr>
-        <w:t>INTRODUCTION</w:t>
+        <w:pStyle w:val="ListParagraph"/>
+        <w:numPr>
+          <w:ilvl w:val="0"/>
+          <w:numId w:val="7"/>
+        </w:numPr>
+        <w:rPr>
+          <w:rFonts w:ascii="Times New Roman" w:hAnsi="Times New Roman" w:cs="Times New Roman"/>
+          <w:b/>
+          <w:bCs/>
+          <w:lang w:val="en-US"/>
+        </w:rPr>
+      </w:pPr>
+      <w:r>
+        <w:rPr>
+          <w:rFonts w:ascii="Times New Roman" w:hAnsi="Times New Roman" w:cs="Times New Roman"/>
+          <w:b/>
+          <w:bCs/>
+          <w:lang w:val="en-US"/>
+        </w:rPr>
+        <w:t>Velocities x y h with PID</w:t>
       </w:r>
     </w:p>
     <w:p>
       <w:pPr>
-        <w:rPr>
-          <w:rFonts w:ascii="Times New Roman" w:hAnsi="Times New Roman" w:cs="Times New Roman"/>
-          <w:b/>
-          <w:bCs/>
-          <w:lang w:val="en-US"/>
-        </w:rPr>
-      </w:pPr>
-      <w:r>
-        <w:rPr>
-          <w:rFonts w:ascii="Times New Roman" w:hAnsi="Times New Roman" w:cs="Times New Roman"/>
-          <w:b/>
-          <w:bCs/>
-          <w:lang w:val="en-US"/>
-        </w:rPr>
-        <w:t xml:space="preserve">CHAPTER 1: The dynamic behavior of Fixed-Wing UAVs </w:t>
-      </w:r>
-      <w:r>
-        <w:rPr>
-          <w:rFonts w:ascii="Times New Roman" w:hAnsi="Times New Roman" w:cs="Times New Roman"/>
-          <w:b/>
-          <w:bCs/>
-          <w:lang w:val="en-US"/>
-        </w:rPr>
-        <w:br/>
-        <w:t>1.1 The Fixed-Wing UAV</w:t>
-      </w:r>
-      <w:r>
-        <w:rPr>
-          <w:rFonts w:ascii="Times New Roman" w:hAnsi="Times New Roman" w:cs="Times New Roman"/>
-          <w:b/>
-          <w:bCs/>
-          <w:lang w:val="en-US"/>
-        </w:rPr>
-        <w:br/>
-        <w:t>1.2 The Mathematical Model</w:t>
-      </w:r>
-      <w:r>
-        <w:rPr>
-          <w:rFonts w:ascii="Times New Roman" w:hAnsi="Times New Roman" w:cs="Times New Roman"/>
-          <w:b/>
-          <w:bCs/>
-          <w:lang w:val="en-US"/>
-        </w:rPr>
-        <w:br/>
-        <w:t>1.3 Dynamics Transformation – The double-integrator model</w:t>
-      </w:r>
-      <w:r>
-        <w:rPr>
-          <w:rFonts w:ascii="Times New Roman" w:hAnsi="Times New Roman" w:cs="Times New Roman"/>
-          <w:b/>
-          <w:bCs/>
-          <w:lang w:val="en-US"/>
-        </w:rPr>
-        <w:br/>
-        <w:t>1.</w:t>
-      </w:r>
-      <w:r>
-        <w:rPr>
-          <w:rFonts w:ascii="Times New Roman" w:hAnsi="Times New Roman" w:cs="Times New Roman"/>
-          <w:b/>
-          <w:bCs/>
-          <w:lang w:val="en-US"/>
-        </w:rPr>
-        <w:t>4</w:t>
-      </w:r>
-      <w:r>
-        <w:rPr>
-          <w:rFonts w:ascii="Times New Roman" w:hAnsi="Times New Roman" w:cs="Times New Roman"/>
-          <w:b/>
-          <w:bCs/>
-          <w:lang w:val="en-US"/>
-        </w:rPr>
-        <w:t xml:space="preserve"> Open-loop Simulation</w:t>
+        <w:pStyle w:val="ListParagraph"/>
+        <w:numPr>
+          <w:ilvl w:val="0"/>
+          <w:numId w:val="7"/>
+        </w:numPr>
+        <w:rPr>
+          <w:rFonts w:ascii="Times New Roman" w:hAnsi="Times New Roman" w:cs="Times New Roman"/>
+          <w:b/>
+          <w:bCs/>
+          <w:lang w:val="en-US"/>
+        </w:rPr>
+      </w:pPr>
+      <w:r>
+        <w:rPr>
+          <w:rFonts w:ascii="Times New Roman" w:hAnsi="Times New Roman" w:cs="Times New Roman"/>
+          <w:b/>
+          <w:bCs/>
+          <w:lang w:val="en-US"/>
+        </w:rPr>
+        <w:t>Accelerations x y h with PID</w:t>
       </w:r>
     </w:p>
     <w:p>
       <w:pPr>
-        <w:rPr>
-          <w:rFonts w:ascii="Times New Roman" w:hAnsi="Times New Roman" w:cs="Times New Roman"/>
-          <w:b/>
-          <w:bCs/>
-          <w:lang w:val="en-US"/>
-        </w:rPr>
-      </w:pPr>
-      <w:r>
-        <w:rPr>
-          <w:rFonts w:ascii="Times New Roman" w:hAnsi="Times New Roman" w:cs="Times New Roman"/>
-          <w:b/>
-          <w:bCs/>
-          <w:lang w:val="en-US"/>
-        </w:rPr>
-        <w:t xml:space="preserve">CHAPTER </w:t>
-      </w:r>
-      <w:r>
-        <w:rPr>
-          <w:rFonts w:ascii="Times New Roman" w:hAnsi="Times New Roman" w:cs="Times New Roman"/>
-          <w:b/>
-          <w:bCs/>
-          <w:lang w:val="en-US"/>
-        </w:rPr>
-        <w:t>2</w:t>
-      </w:r>
-      <w:r>
-        <w:rPr>
-          <w:rFonts w:ascii="Times New Roman" w:hAnsi="Times New Roman" w:cs="Times New Roman"/>
-          <w:b/>
-          <w:bCs/>
-          <w:lang w:val="en-US"/>
-        </w:rPr>
-        <w:t xml:space="preserve">: </w:t>
-      </w:r>
-      <w:r>
-        <w:rPr>
-          <w:rFonts w:ascii="Times New Roman" w:hAnsi="Times New Roman" w:cs="Times New Roman"/>
-          <w:b/>
-          <w:bCs/>
-          <w:lang w:val="en-US"/>
-        </w:rPr>
-        <w:t>Baseline Controllers: PID and State Feedback</w:t>
-      </w:r>
-      <w:r>
-        <w:rPr>
-          <w:rFonts w:ascii="Times New Roman" w:hAnsi="Times New Roman" w:cs="Times New Roman"/>
-          <w:b/>
-          <w:bCs/>
-          <w:lang w:val="en-US"/>
-        </w:rPr>
-        <w:br/>
-      </w:r>
-      <w:r>
-        <w:rPr>
-          <w:rFonts w:ascii="Times New Roman" w:hAnsi="Times New Roman" w:cs="Times New Roman"/>
-          <w:b/>
-          <w:bCs/>
-          <w:lang w:val="en-US"/>
-        </w:rPr>
-        <w:t>2</w:t>
-      </w:r>
-      <w:r>
-        <w:rPr>
-          <w:rFonts w:ascii="Times New Roman" w:hAnsi="Times New Roman" w:cs="Times New Roman"/>
-          <w:b/>
-          <w:bCs/>
-          <w:lang w:val="en-US"/>
-        </w:rPr>
-        <w:t xml:space="preserve">.1 The </w:t>
-      </w:r>
-      <w:r>
-        <w:rPr>
-          <w:rFonts w:ascii="Times New Roman" w:hAnsi="Times New Roman" w:cs="Times New Roman"/>
-          <w:b/>
-          <w:bCs/>
-          <w:lang w:val="en-US"/>
-        </w:rPr>
-        <w:t>Controllers</w:t>
-      </w:r>
-      <w:r>
-        <w:rPr>
-          <w:rFonts w:ascii="Times New Roman" w:hAnsi="Times New Roman" w:cs="Times New Roman"/>
-          <w:b/>
-          <w:bCs/>
-          <w:lang w:val="en-US"/>
-        </w:rPr>
-        <w:br/>
-      </w:r>
-      <w:r>
-        <w:rPr>
-          <w:rFonts w:ascii="Times New Roman" w:hAnsi="Times New Roman" w:cs="Times New Roman"/>
-          <w:b/>
-          <w:bCs/>
-          <w:lang w:val="en-US"/>
-        </w:rPr>
-        <w:t>2</w:t>
-      </w:r>
-      <w:r>
-        <w:rPr>
-          <w:rFonts w:ascii="Times New Roman" w:hAnsi="Times New Roman" w:cs="Times New Roman"/>
-          <w:b/>
-          <w:bCs/>
-          <w:lang w:val="en-US"/>
-        </w:rPr>
-        <w:t xml:space="preserve">.2 </w:t>
-      </w:r>
-      <w:r>
-        <w:rPr>
-          <w:rFonts w:ascii="Times New Roman" w:hAnsi="Times New Roman" w:cs="Times New Roman"/>
-          <w:b/>
-          <w:bCs/>
-          <w:lang w:val="en-US"/>
-        </w:rPr>
-        <w:t>Design of the Controllers</w:t>
-      </w:r>
-      <w:r>
-        <w:rPr>
-          <w:rFonts w:ascii="Times New Roman" w:hAnsi="Times New Roman" w:cs="Times New Roman"/>
-          <w:b/>
-          <w:bCs/>
-          <w:lang w:val="en-US"/>
-        </w:rPr>
-        <w:br/>
-      </w:r>
-      <w:r>
-        <w:rPr>
-          <w:rFonts w:ascii="Times New Roman" w:hAnsi="Times New Roman" w:cs="Times New Roman"/>
-          <w:b/>
-          <w:bCs/>
-          <w:lang w:val="en-US"/>
-        </w:rPr>
-        <w:t>2</w:t>
-      </w:r>
-      <w:r>
-        <w:rPr>
-          <w:rFonts w:ascii="Times New Roman" w:hAnsi="Times New Roman" w:cs="Times New Roman"/>
-          <w:b/>
-          <w:bCs/>
-          <w:lang w:val="en-US"/>
-        </w:rPr>
-        <w:t xml:space="preserve">.3 </w:t>
-      </w:r>
-      <w:r>
-        <w:rPr>
-          <w:rFonts w:ascii="Times New Roman" w:hAnsi="Times New Roman" w:cs="Times New Roman"/>
-          <w:b/>
-          <w:bCs/>
-          <w:lang w:val="en-US"/>
-        </w:rPr>
-        <w:t>Tuning the Controllers</w:t>
-      </w:r>
-      <w:r>
-        <w:rPr>
-          <w:rFonts w:ascii="Times New Roman" w:hAnsi="Times New Roman" w:cs="Times New Roman"/>
-          <w:b/>
-          <w:bCs/>
-          <w:lang w:val="en-US"/>
-        </w:rPr>
-        <w:br/>
-        <w:t xml:space="preserve">2.4 </w:t>
-      </w:r>
-      <w:r>
-        <w:rPr>
-          <w:rFonts w:ascii="Times New Roman" w:hAnsi="Times New Roman" w:cs="Times New Roman"/>
-          <w:b/>
-          <w:bCs/>
-          <w:lang w:val="en-US"/>
-        </w:rPr>
-        <w:t>Simulation and results</w:t>
+        <w:pStyle w:val="ListParagraph"/>
+        <w:numPr>
+          <w:ilvl w:val="0"/>
+          <w:numId w:val="7"/>
+        </w:numPr>
+        <w:pBdr>
+          <w:bottom w:val="single" w:sz="6" w:space="1" w:color="auto"/>
+        </w:pBdr>
+        <w:rPr>
+          <w:rFonts w:ascii="Times New Roman" w:hAnsi="Times New Roman" w:cs="Times New Roman"/>
+          <w:b/>
+          <w:bCs/>
+          <w:lang w:val="en-US"/>
+        </w:rPr>
+      </w:pPr>
+      <w:r>
+        <w:rPr>
+          <w:rFonts w:ascii="Times New Roman" w:hAnsi="Times New Roman" w:cs="Times New Roman"/>
+          <w:b/>
+          <w:bCs/>
+          <w:lang w:val="en-US"/>
+        </w:rPr>
+        <w:t>Delta a</w:t>
+      </w:r>
+      <w:r>
+        <w:rPr>
+          <w:rFonts w:ascii="Times New Roman" w:hAnsi="Times New Roman" w:cs="Times New Roman"/>
+          <w:b/>
+          <w:bCs/>
+          <w:lang w:val="en-US"/>
+        </w:rPr>
+        <w:t>ccelerations x y h with PID</w:t>
       </w:r>
     </w:p>
     <w:p>
@@ -728,276 +2386,53 @@
           <w:lang w:val="en-US"/>
         </w:rPr>
       </w:pPr>
-      <w:r>
-        <w:rPr>
-          <w:rFonts w:ascii="Times New Roman" w:hAnsi="Times New Roman" w:cs="Times New Roman"/>
-          <w:b/>
-          <w:bCs/>
-          <w:lang w:val="en-US"/>
-        </w:rPr>
-        <w:t xml:space="preserve">CHAPTER </w:t>
-      </w:r>
-      <w:r>
-        <w:rPr>
-          <w:rFonts w:ascii="Times New Roman" w:hAnsi="Times New Roman" w:cs="Times New Roman"/>
-          <w:b/>
-          <w:bCs/>
-          <w:lang w:val="en-US"/>
-        </w:rPr>
-        <w:t>3</w:t>
-      </w:r>
-      <w:r>
-        <w:rPr>
-          <w:rFonts w:ascii="Times New Roman" w:hAnsi="Times New Roman" w:cs="Times New Roman"/>
-          <w:b/>
-          <w:bCs/>
-          <w:lang w:val="en-US"/>
-        </w:rPr>
-        <w:t xml:space="preserve">: </w:t>
-      </w:r>
-      <w:r>
-        <w:rPr>
-          <w:rFonts w:ascii="Times New Roman" w:hAnsi="Times New Roman" w:cs="Times New Roman"/>
-          <w:b/>
-          <w:bCs/>
-          <w:lang w:val="en-US"/>
-        </w:rPr>
-        <w:t>Contractive Model Predictive Control</w:t>
-      </w:r>
-      <w:r>
-        <w:rPr>
-          <w:rFonts w:ascii="Times New Roman" w:hAnsi="Times New Roman" w:cs="Times New Roman"/>
-          <w:b/>
-          <w:bCs/>
-          <w:lang w:val="en-US"/>
-        </w:rPr>
-        <w:br/>
-      </w:r>
-      <w:r>
-        <w:rPr>
-          <w:rFonts w:ascii="Times New Roman" w:hAnsi="Times New Roman" w:cs="Times New Roman"/>
-          <w:b/>
-          <w:bCs/>
-          <w:lang w:val="en-US"/>
-        </w:rPr>
-        <w:t>3</w:t>
-      </w:r>
-      <w:r>
-        <w:rPr>
-          <w:rFonts w:ascii="Times New Roman" w:hAnsi="Times New Roman" w:cs="Times New Roman"/>
-          <w:b/>
-          <w:bCs/>
-          <w:lang w:val="en-US"/>
-        </w:rPr>
-        <w:t xml:space="preserve">.1 The </w:t>
-      </w:r>
-      <w:r>
-        <w:rPr>
-          <w:rFonts w:ascii="Times New Roman" w:hAnsi="Times New Roman" w:cs="Times New Roman"/>
-          <w:b/>
-          <w:bCs/>
-          <w:lang w:val="en-US"/>
-        </w:rPr>
-        <w:t xml:space="preserve">Model Predictive Control (MPC) </w:t>
-      </w:r>
-      <w:r>
-        <w:rPr>
-          <w:rFonts w:ascii="Times New Roman" w:hAnsi="Times New Roman" w:cs="Times New Roman"/>
-          <w:b/>
-          <w:bCs/>
-          <w:lang w:val="en-US"/>
-        </w:rPr>
-        <w:br/>
-      </w:r>
-      <w:r>
-        <w:rPr>
-          <w:rFonts w:ascii="Times New Roman" w:hAnsi="Times New Roman" w:cs="Times New Roman"/>
-          <w:b/>
-          <w:bCs/>
-          <w:lang w:val="en-US"/>
-        </w:rPr>
-        <w:t>3</w:t>
-      </w:r>
-      <w:r>
-        <w:rPr>
-          <w:rFonts w:ascii="Times New Roman" w:hAnsi="Times New Roman" w:cs="Times New Roman"/>
-          <w:b/>
-          <w:bCs/>
-          <w:lang w:val="en-US"/>
-        </w:rPr>
-        <w:t xml:space="preserve">.2 </w:t>
-      </w:r>
-      <w:r>
-        <w:rPr>
-          <w:rFonts w:ascii="Times New Roman" w:hAnsi="Times New Roman" w:cs="Times New Roman"/>
-          <w:b/>
-          <w:bCs/>
-          <w:lang w:val="en-US"/>
-        </w:rPr>
-        <w:t>Design of the MPC system</w:t>
-      </w:r>
-      <w:r>
-        <w:rPr>
-          <w:rFonts w:ascii="Times New Roman" w:hAnsi="Times New Roman" w:cs="Times New Roman"/>
-          <w:b/>
-          <w:bCs/>
-          <w:lang w:val="en-US"/>
-        </w:rPr>
-        <w:br/>
-      </w:r>
-      <w:r>
-        <w:rPr>
-          <w:rFonts w:ascii="Times New Roman" w:hAnsi="Times New Roman" w:cs="Times New Roman"/>
-          <w:b/>
-          <w:bCs/>
-          <w:lang w:val="en-US"/>
-        </w:rPr>
-        <w:t>3</w:t>
-      </w:r>
-      <w:r>
-        <w:rPr>
-          <w:rFonts w:ascii="Times New Roman" w:hAnsi="Times New Roman" w:cs="Times New Roman"/>
-          <w:b/>
-          <w:bCs/>
-          <w:lang w:val="en-US"/>
-        </w:rPr>
-        <w:t xml:space="preserve">.3 </w:t>
-      </w:r>
-      <w:r>
-        <w:rPr>
-          <w:rFonts w:ascii="Times New Roman" w:hAnsi="Times New Roman" w:cs="Times New Roman"/>
-          <w:b/>
-          <w:bCs/>
-          <w:lang w:val="en-US"/>
-        </w:rPr>
-        <w:t>Simulation and results</w:t>
-      </w:r>
     </w:p>
     <w:p>
       <w:pPr>
-        <w:rPr>
-          <w:rFonts w:ascii="Times New Roman" w:hAnsi="Times New Roman" w:cs="Times New Roman"/>
-          <w:b/>
-          <w:bCs/>
-          <w:lang w:val="en-US"/>
-        </w:rPr>
-      </w:pPr>
-      <w:r>
-        <w:rPr>
-          <w:rFonts w:ascii="Times New Roman" w:hAnsi="Times New Roman" w:cs="Times New Roman"/>
-          <w:b/>
-          <w:bCs/>
-          <w:lang w:val="en-US"/>
-        </w:rPr>
-        <w:t xml:space="preserve">CHAPTER </w:t>
-      </w:r>
-      <w:r>
-        <w:rPr>
-          <w:rFonts w:ascii="Times New Roman" w:hAnsi="Times New Roman" w:cs="Times New Roman"/>
-          <w:b/>
-          <w:bCs/>
-          <w:lang w:val="en-US"/>
-        </w:rPr>
-        <w:t>4</w:t>
-      </w:r>
-      <w:r>
-        <w:rPr>
-          <w:rFonts w:ascii="Times New Roman" w:hAnsi="Times New Roman" w:cs="Times New Roman"/>
-          <w:b/>
-          <w:bCs/>
-          <w:lang w:val="en-US"/>
-        </w:rPr>
-        <w:t xml:space="preserve">: </w:t>
-      </w:r>
-      <w:r>
-        <w:rPr>
-          <w:rFonts w:ascii="Times New Roman" w:hAnsi="Times New Roman" w:cs="Times New Roman"/>
-          <w:b/>
-          <w:bCs/>
-          <w:lang w:val="en-US"/>
-        </w:rPr>
-        <w:t>Obstacle Avoidance with Contractive MPC</w:t>
-      </w:r>
-      <w:r>
-        <w:rPr>
-          <w:rFonts w:ascii="Times New Roman" w:hAnsi="Times New Roman" w:cs="Times New Roman"/>
-          <w:b/>
-          <w:bCs/>
-          <w:lang w:val="en-US"/>
-        </w:rPr>
-        <w:br/>
-      </w:r>
-      <w:r>
-        <w:rPr>
-          <w:rFonts w:ascii="Times New Roman" w:hAnsi="Times New Roman" w:cs="Times New Roman"/>
-          <w:b/>
-          <w:bCs/>
-          <w:lang w:val="en-US"/>
-        </w:rPr>
-        <w:t>4</w:t>
-      </w:r>
-      <w:r>
-        <w:rPr>
-          <w:rFonts w:ascii="Times New Roman" w:hAnsi="Times New Roman" w:cs="Times New Roman"/>
-          <w:b/>
-          <w:bCs/>
-          <w:lang w:val="en-US"/>
-        </w:rPr>
-        <w:t xml:space="preserve">.1 </w:t>
-      </w:r>
-      <w:r>
-        <w:rPr>
-          <w:rFonts w:ascii="Times New Roman" w:hAnsi="Times New Roman" w:cs="Times New Roman"/>
-          <w:b/>
-          <w:bCs/>
-          <w:lang w:val="en-US"/>
-        </w:rPr>
-        <w:br/>
-      </w:r>
-      <w:r>
-        <w:rPr>
-          <w:rFonts w:ascii="Times New Roman" w:hAnsi="Times New Roman" w:cs="Times New Roman"/>
-          <w:b/>
-          <w:bCs/>
-          <w:lang w:val="en-US"/>
-        </w:rPr>
-        <w:t>4</w:t>
-      </w:r>
-      <w:r>
-        <w:rPr>
-          <w:rFonts w:ascii="Times New Roman" w:hAnsi="Times New Roman" w:cs="Times New Roman"/>
-          <w:b/>
-          <w:bCs/>
-          <w:lang w:val="en-US"/>
-        </w:rPr>
-        <w:t xml:space="preserve">.2 </w:t>
-      </w:r>
-      <w:r>
-        <w:rPr>
-          <w:rFonts w:ascii="Times New Roman" w:hAnsi="Times New Roman" w:cs="Times New Roman"/>
-          <w:b/>
-          <w:bCs/>
-          <w:lang w:val="en-US"/>
-        </w:rPr>
-        <w:br/>
-      </w:r>
-      <w:r>
-        <w:rPr>
-          <w:rFonts w:ascii="Times New Roman" w:hAnsi="Times New Roman" w:cs="Times New Roman"/>
-          <w:b/>
-          <w:bCs/>
-          <w:lang w:val="en-US"/>
-        </w:rPr>
-        <w:t>4</w:t>
-      </w:r>
-      <w:r>
-        <w:rPr>
-          <w:rFonts w:ascii="Times New Roman" w:hAnsi="Times New Roman" w:cs="Times New Roman"/>
-          <w:b/>
-          <w:bCs/>
-          <w:lang w:val="en-US"/>
-        </w:rPr>
-        <w:t>.3 Simulation and results</w:t>
+        <w:pBdr>
+          <w:bottom w:val="single" w:sz="6" w:space="1" w:color="auto"/>
+        </w:pBdr>
+        <w:rPr>
+          <w:rFonts w:ascii="Times New Roman" w:hAnsi="Times New Roman" w:cs="Times New Roman"/>
+          <w:b/>
+          <w:bCs/>
+          <w:sz w:val="24"/>
+          <w:szCs w:val="24"/>
+          <w:lang w:val="en-US"/>
+        </w:rPr>
+      </w:pPr>
+      <w:r>
+        <w:rPr>
+          <w:rFonts w:ascii="Times New Roman" w:hAnsi="Times New Roman" w:cs="Times New Roman"/>
+          <w:b/>
+          <w:bCs/>
+          <w:sz w:val="24"/>
+          <w:szCs w:val="24"/>
+          <w:lang w:val="en-US"/>
+        </w:rPr>
+        <w:t xml:space="preserve">SF </w:t>
+      </w:r>
+      <w:r>
+        <w:rPr>
+          <w:rFonts w:ascii="Times New Roman" w:hAnsi="Times New Roman" w:cs="Times New Roman"/>
+          <w:b/>
+          <w:bCs/>
+          <w:sz w:val="24"/>
+          <w:szCs w:val="24"/>
+          <w:lang w:val="en-US"/>
+        </w:rPr>
+        <w:t>Same with</w:t>
+      </w:r>
+      <w:r>
+        <w:rPr>
+          <w:rFonts w:ascii="Times New Roman" w:hAnsi="Times New Roman" w:cs="Times New Roman"/>
+          <w:b/>
+          <w:bCs/>
+          <w:sz w:val="24"/>
+          <w:szCs w:val="24"/>
+          <w:lang w:val="en-US"/>
+        </w:rPr>
+        <w:t xml:space="preserve"> PID</w:t>
       </w:r>
     </w:p>
     <w:p>
@@ -1006,139 +2441,266 @@
           <w:rFonts w:ascii="Times New Roman" w:hAnsi="Times New Roman" w:cs="Times New Roman"/>
           <w:b/>
           <w:bCs/>
-          <w:lang w:val="en-US"/>
-        </w:rPr>
-      </w:pPr>
-      <w:r>
-        <w:rPr>
-          <w:rFonts w:ascii="Times New Roman" w:hAnsi="Times New Roman" w:cs="Times New Roman"/>
-          <w:b/>
-          <w:bCs/>
-          <w:lang w:val="en-US"/>
-        </w:rPr>
-        <w:t xml:space="preserve">CHAPTER </w:t>
-      </w:r>
-      <w:r>
-        <w:rPr>
-          <w:rFonts w:ascii="Times New Roman" w:hAnsi="Times New Roman" w:cs="Times New Roman"/>
-          <w:b/>
-          <w:bCs/>
-          <w:lang w:val="en-US"/>
-        </w:rPr>
-        <w:t>5</w:t>
-      </w:r>
-      <w:r>
-        <w:rPr>
-          <w:rFonts w:ascii="Times New Roman" w:hAnsi="Times New Roman" w:cs="Times New Roman"/>
-          <w:b/>
-          <w:bCs/>
-          <w:lang w:val="en-US"/>
-        </w:rPr>
-        <w:t xml:space="preserve">: </w:t>
-      </w:r>
-      <w:r>
-        <w:rPr>
-          <w:rFonts w:ascii="Times New Roman" w:hAnsi="Times New Roman" w:cs="Times New Roman"/>
-          <w:b/>
-          <w:bCs/>
-          <w:lang w:val="en-US"/>
-        </w:rPr>
-        <w:t>Conclusions</w:t>
-      </w:r>
-      <w:r>
-        <w:rPr>
-          <w:rFonts w:ascii="Times New Roman" w:hAnsi="Times New Roman" w:cs="Times New Roman"/>
-          <w:b/>
-          <w:bCs/>
-          <w:lang w:val="en-US"/>
-        </w:rPr>
-        <w:br/>
-      </w:r>
-      <w:r>
-        <w:rPr>
-          <w:rFonts w:ascii="Times New Roman" w:hAnsi="Times New Roman" w:cs="Times New Roman"/>
-          <w:b/>
-          <w:bCs/>
-          <w:lang w:val="en-US"/>
-        </w:rPr>
-        <w:t>5</w:t>
-      </w:r>
-      <w:r>
-        <w:rPr>
-          <w:rFonts w:ascii="Times New Roman" w:hAnsi="Times New Roman" w:cs="Times New Roman"/>
-          <w:b/>
-          <w:bCs/>
-          <w:lang w:val="en-US"/>
-        </w:rPr>
-        <w:t xml:space="preserve">.1 </w:t>
-      </w:r>
-      <w:r>
-        <w:rPr>
-          <w:rFonts w:ascii="Times New Roman" w:hAnsi="Times New Roman" w:cs="Times New Roman"/>
-          <w:b/>
-          <w:bCs/>
-          <w:lang w:val="en-US"/>
-        </w:rPr>
-        <w:t>Summary and challenges</w:t>
-      </w:r>
-      <w:r>
-        <w:rPr>
-          <w:rFonts w:ascii="Times New Roman" w:hAnsi="Times New Roman" w:cs="Times New Roman"/>
-          <w:b/>
-          <w:bCs/>
-          <w:lang w:val="en-US"/>
-        </w:rPr>
-        <w:br/>
-      </w:r>
-      <w:r>
-        <w:rPr>
-          <w:rFonts w:ascii="Times New Roman" w:hAnsi="Times New Roman" w:cs="Times New Roman"/>
-          <w:b/>
-          <w:bCs/>
-          <w:lang w:val="en-US"/>
-        </w:rPr>
-        <w:t>5</w:t>
-      </w:r>
-      <w:r>
-        <w:rPr>
-          <w:rFonts w:ascii="Times New Roman" w:hAnsi="Times New Roman" w:cs="Times New Roman"/>
-          <w:b/>
-          <w:bCs/>
-          <w:lang w:val="en-US"/>
-        </w:rPr>
-        <w:t xml:space="preserve">.2 </w:t>
-      </w:r>
-      <w:r>
-        <w:rPr>
-          <w:rFonts w:ascii="Times New Roman" w:hAnsi="Times New Roman" w:cs="Times New Roman"/>
-          <w:b/>
-          <w:bCs/>
-          <w:lang w:val="en-US"/>
-        </w:rPr>
-        <w:t>Expansions and future research</w:t>
-      </w:r>
+          <w:sz w:val="24"/>
+          <w:szCs w:val="24"/>
+          <w:lang w:val="en-US"/>
+        </w:rPr>
+      </w:pPr>
     </w:p>
     <w:p>
       <w:pPr>
-        <w:rPr>
-          <w:rFonts w:ascii="Times New Roman" w:hAnsi="Times New Roman" w:cs="Times New Roman"/>
-          <w:b/>
-          <w:bCs/>
-          <w:lang w:val="en-US"/>
-        </w:rPr>
-      </w:pPr>
-      <w:r>
-        <w:rPr>
-          <w:rFonts w:ascii="Times New Roman" w:hAnsi="Times New Roman" w:cs="Times New Roman"/>
-          <w:b/>
-          <w:bCs/>
-          <w:lang w:val="en-US"/>
-        </w:rPr>
-        <w:t>Bibliography</w:t>
+        <w:pStyle w:val="ListParagraph"/>
+        <w:numPr>
+          <w:ilvl w:val="0"/>
+          <w:numId w:val="11"/>
+        </w:numPr>
+        <w:rPr>
+          <w:rFonts w:ascii="Times New Roman" w:hAnsi="Times New Roman" w:cs="Times New Roman"/>
+          <w:b/>
+          <w:bCs/>
+          <w:lang w:val="en-US"/>
+        </w:rPr>
+      </w:pPr>
+      <w:r>
+        <w:rPr>
+          <w:rFonts w:ascii="Times New Roman" w:hAnsi="Times New Roman" w:cs="Times New Roman"/>
+          <w:b/>
+          <w:bCs/>
+          <w:lang w:val="en-US"/>
+        </w:rPr>
+        <w:t xml:space="preserve">3D with </w:t>
+      </w:r>
+      <w:r>
+        <w:rPr>
+          <w:rFonts w:ascii="Times New Roman" w:hAnsi="Times New Roman" w:cs="Times New Roman"/>
+          <w:b/>
+          <w:bCs/>
+          <w:lang w:val="en-US"/>
+        </w:rPr>
+        <w:t>CNTMPC</w:t>
       </w:r>
     </w:p>
     <w:p>
       <w:pPr>
+        <w:pStyle w:val="ListParagraph"/>
+        <w:numPr>
+          <w:ilvl w:val="0"/>
+          <w:numId w:val="11"/>
+        </w:numPr>
+        <w:rPr>
+          <w:rFonts w:ascii="Times New Roman" w:hAnsi="Times New Roman" w:cs="Times New Roman"/>
+          <w:b/>
+          <w:bCs/>
+          <w:lang w:val="en-US"/>
+        </w:rPr>
+      </w:pPr>
+      <w:r>
+        <w:rPr>
+          <w:rFonts w:ascii="Times New Roman" w:hAnsi="Times New Roman" w:cs="Times New Roman"/>
+          <w:b/>
+          <w:bCs/>
+          <w:lang w:val="en-US"/>
+        </w:rPr>
+        <w:t>ED with CNTMPC</w:t>
+      </w:r>
+    </w:p>
+    <w:p>
+      <w:pPr>
+        <w:pStyle w:val="ListParagraph"/>
+        <w:numPr>
+          <w:ilvl w:val="0"/>
+          <w:numId w:val="11"/>
+        </w:numPr>
+        <w:rPr>
+          <w:rFonts w:ascii="Times New Roman" w:hAnsi="Times New Roman" w:cs="Times New Roman"/>
+          <w:b/>
+          <w:bCs/>
+          <w:lang w:val="en-US"/>
+        </w:rPr>
+      </w:pPr>
+      <w:r>
+        <w:rPr>
+          <w:rFonts w:ascii="Times New Roman" w:hAnsi="Times New Roman" w:cs="Times New Roman"/>
+          <w:b/>
+          <w:bCs/>
+          <w:lang w:val="en-US"/>
+        </w:rPr>
+        <w:t>S vector with CNTMPC</w:t>
+      </w:r>
+    </w:p>
+    <w:p>
+      <w:pPr>
+        <w:pStyle w:val="ListParagraph"/>
+        <w:numPr>
+          <w:ilvl w:val="0"/>
+          <w:numId w:val="11"/>
+        </w:numPr>
+        <w:rPr>
+          <w:rFonts w:ascii="Times New Roman" w:hAnsi="Times New Roman" w:cs="Times New Roman"/>
+          <w:b/>
+          <w:bCs/>
+          <w:lang w:val="en-US"/>
+        </w:rPr>
+      </w:pPr>
+      <w:r>
+        <w:rPr>
+          <w:rFonts w:ascii="Times New Roman" w:hAnsi="Times New Roman" w:cs="Times New Roman"/>
+          <w:b/>
+          <w:bCs/>
+          <w:lang w:val="en-US"/>
+        </w:rPr>
+        <w:t>Th, ng, phib</w:t>
+      </w:r>
+      <w:r>
+        <w:rPr>
+          <w:rFonts w:ascii="Times New Roman" w:hAnsi="Times New Roman" w:cs="Times New Roman"/>
+          <w:b/>
+          <w:bCs/>
+          <w:lang w:val="en-US"/>
+        </w:rPr>
+        <w:t xml:space="preserve"> with </w:t>
+      </w:r>
+      <w:r>
+        <w:rPr>
+          <w:rFonts w:ascii="Times New Roman" w:hAnsi="Times New Roman" w:cs="Times New Roman"/>
+          <w:b/>
+          <w:bCs/>
+          <w:lang w:val="en-US"/>
+        </w:rPr>
+        <w:t>CNTMPC</w:t>
+      </w:r>
+    </w:p>
+    <w:p>
+      <w:pPr>
+        <w:pStyle w:val="ListParagraph"/>
+        <w:numPr>
+          <w:ilvl w:val="0"/>
+          <w:numId w:val="11"/>
+        </w:numPr>
+        <w:rPr>
+          <w:rFonts w:ascii="Times New Roman" w:hAnsi="Times New Roman" w:cs="Times New Roman"/>
+          <w:b/>
+          <w:bCs/>
+          <w:lang w:val="en-US"/>
+        </w:rPr>
+      </w:pPr>
+      <w:r>
+        <w:rPr>
+          <w:rFonts w:ascii="Times New Roman" w:hAnsi="Times New Roman" w:cs="Times New Roman"/>
+          <w:b/>
+          <w:bCs/>
+          <w:lang w:val="en-US"/>
+        </w:rPr>
+        <w:t>Velocities x y h with CNTMPC</w:t>
+      </w:r>
+    </w:p>
+    <w:p>
+      <w:pPr>
+        <w:pStyle w:val="ListParagraph"/>
+        <w:numPr>
+          <w:ilvl w:val="0"/>
+          <w:numId w:val="11"/>
+        </w:numPr>
+        <w:rPr>
+          <w:rFonts w:ascii="Times New Roman" w:hAnsi="Times New Roman" w:cs="Times New Roman"/>
+          <w:b/>
+          <w:bCs/>
+          <w:lang w:val="en-US"/>
+        </w:rPr>
+      </w:pPr>
+      <w:r>
+        <w:rPr>
+          <w:rFonts w:ascii="Times New Roman" w:hAnsi="Times New Roman" w:cs="Times New Roman"/>
+          <w:b/>
+          <w:bCs/>
+          <w:lang w:val="en-US"/>
+        </w:rPr>
+        <w:t>Accelerations x y h with CNTMPC</w:t>
+      </w:r>
+    </w:p>
+    <w:p>
+      <w:pPr>
+        <w:pStyle w:val="ListParagraph"/>
+        <w:numPr>
+          <w:ilvl w:val="0"/>
+          <w:numId w:val="11"/>
+        </w:numPr>
+        <w:pBdr>
+          <w:bottom w:val="single" w:sz="6" w:space="1" w:color="auto"/>
+        </w:pBdr>
+        <w:rPr>
+          <w:rFonts w:ascii="Times New Roman" w:hAnsi="Times New Roman" w:cs="Times New Roman"/>
+          <w:b/>
+          <w:bCs/>
+          <w:lang w:val="en-US"/>
+        </w:rPr>
+      </w:pPr>
+      <w:r>
+        <w:rPr>
+          <w:rFonts w:ascii="Times New Roman" w:hAnsi="Times New Roman" w:cs="Times New Roman"/>
+          <w:b/>
+          <w:bCs/>
+          <w:lang w:val="en-US"/>
+        </w:rPr>
+        <w:t>Delta accelerations x y h with CNTMPC</w:t>
+      </w:r>
+    </w:p>
+    <w:p>
+      <w:pPr>
+        <w:pStyle w:val="ListParagraph"/>
+        <w:numPr>
+          <w:ilvl w:val="0"/>
+          <w:numId w:val="11"/>
+        </w:numPr>
+        <w:pBdr>
+          <w:bottom w:val="single" w:sz="6" w:space="1" w:color="auto"/>
+        </w:pBdr>
+        <w:rPr>
+          <w:rFonts w:ascii="Times New Roman" w:hAnsi="Times New Roman" w:cs="Times New Roman"/>
+          <w:b/>
+          <w:bCs/>
+          <w:lang w:val="en-US"/>
+        </w:rPr>
+      </w:pPr>
+      <w:r>
+        <w:rPr>
+          <w:rFonts w:ascii="Times New Roman" w:hAnsi="Times New Roman" w:cs="Times New Roman"/>
+          <w:b/>
+          <w:bCs/>
+          <w:lang w:val="en-US"/>
+        </w:rPr>
+        <w:t>Objective value J</w:t>
+      </w:r>
+    </w:p>
+    <w:p>
+      <w:pPr>
+        <w:pStyle w:val="ListParagraph"/>
+        <w:numPr>
+          <w:ilvl w:val="0"/>
+          <w:numId w:val="11"/>
+        </w:numPr>
+        <w:pBdr>
+          <w:bottom w:val="single" w:sz="6" w:space="1" w:color="auto"/>
+        </w:pBdr>
+        <w:rPr>
+          <w:rFonts w:ascii="Times New Roman" w:hAnsi="Times New Roman" w:cs="Times New Roman"/>
+          <w:b/>
+          <w:bCs/>
+          <w:lang w:val="en-US"/>
+        </w:rPr>
+      </w:pPr>
+      <w:r>
+        <w:rPr>
+          <w:rFonts w:ascii="Times New Roman" w:hAnsi="Times New Roman" w:cs="Times New Roman"/>
+          <w:b/>
+          <w:bCs/>
+          <w:lang w:val="en-US"/>
+        </w:rPr>
+        <w:t>V(ek)</w:t>
+      </w:r>
+    </w:p>
+    <w:p>
+      <w:pPr>
         <w:rPr>
           <w:rFonts w:ascii="Times New Roman" w:hAnsi="Times New Roman" w:cs="Times New Roman"/>
           <w:b/>
@@ -1151,6 +2713,9 @@
     </w:p>
     <w:p>
       <w:pPr>
+        <w:pBdr>
+          <w:bottom w:val="single" w:sz="6" w:space="1" w:color="auto"/>
+        </w:pBdr>
         <w:rPr>
           <w:rFonts w:ascii="Times New Roman" w:hAnsi="Times New Roman" w:cs="Times New Roman"/>
           <w:b/>
@@ -1160,6 +2725,17 @@
           <w:lang w:val="en-US"/>
         </w:rPr>
       </w:pPr>
+      <w:r>
+        <w:rPr>
+          <w:rFonts w:ascii="Times New Roman" w:hAnsi="Times New Roman" w:cs="Times New Roman"/>
+          <w:b/>
+          <w:bCs/>
+          <w:sz w:val="24"/>
+          <w:szCs w:val="24"/>
+          <w:lang w:val="en-US"/>
+        </w:rPr>
+        <w:t>O.A. same with CNTMPC + O.A. figure</w:t>
+      </w:r>
     </w:p>
     <w:p>
       <w:pPr>
@@ -1193,6 +2769,1227 @@
     </w:sectPr>
   </w:body>
 </w:document>
+</file>
+
+<file path=word/numbering.xml><?xml version="1.0" encoding="utf-8"?>
+<w:numbering xmlns:wpc="http://schemas.microsoft.com/office/word/2010/wordprocessingCanvas" xmlns:cx="http://schemas.microsoft.com/office/drawing/2014/chartex" xmlns:cx1="http://schemas.microsoft.com/office/drawing/2015/9/8/chartex" xmlns:cx2="http://schemas.microsoft.com/office/drawing/2015/10/21/chartex" xmlns:cx3="http://schemas.microsoft.com/office/drawing/2016/5/9/chartex" xmlns:cx4="http://schemas.microsoft.com/office/drawing/2016/5/10/chartex" xmlns:cx5="http://schemas.microsoft.com/office/drawing/2016/5/11/chartex" xmlns:cx6="http://schemas.microsoft.com/office/drawing/2016/5/12/chartex" xmlns:cx7="http://schemas.microsoft.com/office/drawing/2016/5/13/chartex" xmlns:cx8="http://schemas.microsoft.com/office/drawing/2016/5/14/chartex" xmlns:mc="http://schemas.openxmlformats.org/markup-compatibility/2006" xmlns:aink="http://schemas.microsoft.com/office/drawing/2016/ink" xmlns:am3d="http://schemas.microsoft.com/office/drawing/2017/model3d" xmlns:o="urn:schemas-microsoft-com:office:office" xmlns:oel="http://schemas.microsoft.com/office/2019/extlst" xmlns:r="http://schemas.openxmlformats.org/officeDocument/2006/relationships" xmlns:m="http://schemas.openxmlformats.org/officeDocument/2006/math" xmlns:v="urn:schemas-microsoft-com:vml" xmlns:wp14="http://schemas.microsoft.com/office/word/2010/wordprocessingDrawing" xmlns:wp="http://schemas.openxmlformats.org/drawingml/2006/wordprocessingDrawing" xmlns:w10="urn:schemas-microsoft-com:office:word" xmlns:w="http://schemas.openxmlformats.org/wordprocessingml/2006/main" xmlns:w14="http://schemas.microsoft.com/office/word/2010/wordml" xmlns:w15="http://schemas.microsoft.com/office/word/2012/wordml" xmlns:w16cex="http://schemas.microsoft.com/office/word/2018/wordml/cex" xmlns:w16cid="http://schemas.microsoft.com/office/word/2016/wordml/cid" xmlns:w16="http://schemas.microsoft.com/office/word/2018/wordml" xmlns:w16du="http://schemas.microsoft.com/office/word/2023/wordml/word16du" xmlns:w16sdtdh="http://schemas.microsoft.com/office/word/2020/wordml/sdtdatahash" xmlns:w16sdtfl="http://schemas.microsoft.com/office/word/2024/wordml/sdtformatlock" xmlns:w16se="http://schemas.microsoft.com/office/word/2015/wordml/symex" xmlns:wpg="http://schemas.microsoft.com/office/word/2010/wordprocessingGroup" xmlns:wpi="http://schemas.microsoft.com/office/word/2010/wordprocessingInk" xmlns:wne="http://schemas.microsoft.com/office/word/2006/wordml" xmlns:wps="http://schemas.microsoft.com/office/word/2010/wordprocessingShape" mc:Ignorable="w14 w15 w16se w16cid w16 w16cex w16sdtdh w16sdtfl w16du wp14">
+  <w:abstractNum w:abstractNumId="0" w15:restartNumberingAfterBreak="0">
+    <w:nsid w:val="08376917"/>
+    <w:multiLevelType w:val="hybridMultilevel"/>
+    <w:tmpl w:val="14A8C47E"/>
+    <w:lvl w:ilvl="0" w:tplc="5EF2F20A">
+      <w:start w:val="1"/>
+      <w:numFmt w:val="decimal"/>
+      <w:lvlText w:val="%1."/>
+      <w:lvlJc w:val="left"/>
+      <w:pPr>
+        <w:ind w:left="1080" w:hanging="360"/>
+      </w:pPr>
+      <w:rPr>
+        <w:rFonts w:hint="default"/>
+      </w:rPr>
+    </w:lvl>
+    <w:lvl w:ilvl="1" w:tplc="04080019" w:tentative="1">
+      <w:start w:val="1"/>
+      <w:numFmt w:val="lowerLetter"/>
+      <w:lvlText w:val="%2."/>
+      <w:lvlJc w:val="left"/>
+      <w:pPr>
+        <w:ind w:left="1800" w:hanging="360"/>
+      </w:pPr>
+    </w:lvl>
+    <w:lvl w:ilvl="2" w:tplc="0408001B" w:tentative="1">
+      <w:start w:val="1"/>
+      <w:numFmt w:val="lowerRoman"/>
+      <w:lvlText w:val="%3."/>
+      <w:lvlJc w:val="right"/>
+      <w:pPr>
+        <w:ind w:left="2520" w:hanging="180"/>
+      </w:pPr>
+    </w:lvl>
+    <w:lvl w:ilvl="3" w:tplc="0408000F" w:tentative="1">
+      <w:start w:val="1"/>
+      <w:numFmt w:val="decimal"/>
+      <w:lvlText w:val="%4."/>
+      <w:lvlJc w:val="left"/>
+      <w:pPr>
+        <w:ind w:left="3240" w:hanging="360"/>
+      </w:pPr>
+    </w:lvl>
+    <w:lvl w:ilvl="4" w:tplc="04080019" w:tentative="1">
+      <w:start w:val="1"/>
+      <w:numFmt w:val="lowerLetter"/>
+      <w:lvlText w:val="%5."/>
+      <w:lvlJc w:val="left"/>
+      <w:pPr>
+        <w:ind w:left="3960" w:hanging="360"/>
+      </w:pPr>
+    </w:lvl>
+    <w:lvl w:ilvl="5" w:tplc="0408001B" w:tentative="1">
+      <w:start w:val="1"/>
+      <w:numFmt w:val="lowerRoman"/>
+      <w:lvlText w:val="%6."/>
+      <w:lvlJc w:val="right"/>
+      <w:pPr>
+        <w:ind w:left="4680" w:hanging="180"/>
+      </w:pPr>
+    </w:lvl>
+    <w:lvl w:ilvl="6" w:tplc="0408000F" w:tentative="1">
+      <w:start w:val="1"/>
+      <w:numFmt w:val="decimal"/>
+      <w:lvlText w:val="%7."/>
+      <w:lvlJc w:val="left"/>
+      <w:pPr>
+        <w:ind w:left="5400" w:hanging="360"/>
+      </w:pPr>
+    </w:lvl>
+    <w:lvl w:ilvl="7" w:tplc="04080019" w:tentative="1">
+      <w:start w:val="1"/>
+      <w:numFmt w:val="lowerLetter"/>
+      <w:lvlText w:val="%8."/>
+      <w:lvlJc w:val="left"/>
+      <w:pPr>
+        <w:ind w:left="6120" w:hanging="360"/>
+      </w:pPr>
+    </w:lvl>
+    <w:lvl w:ilvl="8" w:tplc="0408001B" w:tentative="1">
+      <w:start w:val="1"/>
+      <w:numFmt w:val="lowerRoman"/>
+      <w:lvlText w:val="%9."/>
+      <w:lvlJc w:val="right"/>
+      <w:pPr>
+        <w:ind w:left="6840" w:hanging="180"/>
+      </w:pPr>
+    </w:lvl>
+  </w:abstractNum>
+  <w:abstractNum w:abstractNumId="1" w15:restartNumberingAfterBreak="0">
+    <w:nsid w:val="0DF5206A"/>
+    <w:multiLevelType w:val="hybridMultilevel"/>
+    <w:tmpl w:val="8D569BE4"/>
+    <w:lvl w:ilvl="0" w:tplc="0408000F">
+      <w:start w:val="1"/>
+      <w:numFmt w:val="decimal"/>
+      <w:lvlText w:val="%1."/>
+      <w:lvlJc w:val="left"/>
+      <w:pPr>
+        <w:ind w:left="720" w:hanging="360"/>
+      </w:pPr>
+      <w:rPr>
+        <w:rFonts w:hint="default"/>
+      </w:rPr>
+    </w:lvl>
+    <w:lvl w:ilvl="1" w:tplc="04080019" w:tentative="1">
+      <w:start w:val="1"/>
+      <w:numFmt w:val="lowerLetter"/>
+      <w:lvlText w:val="%2."/>
+      <w:lvlJc w:val="left"/>
+      <w:pPr>
+        <w:ind w:left="1440" w:hanging="360"/>
+      </w:pPr>
+    </w:lvl>
+    <w:lvl w:ilvl="2" w:tplc="0408001B" w:tentative="1">
+      <w:start w:val="1"/>
+      <w:numFmt w:val="lowerRoman"/>
+      <w:lvlText w:val="%3."/>
+      <w:lvlJc w:val="right"/>
+      <w:pPr>
+        <w:ind w:left="2160" w:hanging="180"/>
+      </w:pPr>
+    </w:lvl>
+    <w:lvl w:ilvl="3" w:tplc="0408000F" w:tentative="1">
+      <w:start w:val="1"/>
+      <w:numFmt w:val="decimal"/>
+      <w:lvlText w:val="%4."/>
+      <w:lvlJc w:val="left"/>
+      <w:pPr>
+        <w:ind w:left="2880" w:hanging="360"/>
+      </w:pPr>
+    </w:lvl>
+    <w:lvl w:ilvl="4" w:tplc="04080019" w:tentative="1">
+      <w:start w:val="1"/>
+      <w:numFmt w:val="lowerLetter"/>
+      <w:lvlText w:val="%5."/>
+      <w:lvlJc w:val="left"/>
+      <w:pPr>
+        <w:ind w:left="3600" w:hanging="360"/>
+      </w:pPr>
+    </w:lvl>
+    <w:lvl w:ilvl="5" w:tplc="0408001B" w:tentative="1">
+      <w:start w:val="1"/>
+      <w:numFmt w:val="lowerRoman"/>
+      <w:lvlText w:val="%6."/>
+      <w:lvlJc w:val="right"/>
+      <w:pPr>
+        <w:ind w:left="4320" w:hanging="180"/>
+      </w:pPr>
+    </w:lvl>
+    <w:lvl w:ilvl="6" w:tplc="0408000F" w:tentative="1">
+      <w:start w:val="1"/>
+      <w:numFmt w:val="decimal"/>
+      <w:lvlText w:val="%7."/>
+      <w:lvlJc w:val="left"/>
+      <w:pPr>
+        <w:ind w:left="5040" w:hanging="360"/>
+      </w:pPr>
+    </w:lvl>
+    <w:lvl w:ilvl="7" w:tplc="04080019" w:tentative="1">
+      <w:start w:val="1"/>
+      <w:numFmt w:val="lowerLetter"/>
+      <w:lvlText w:val="%8."/>
+      <w:lvlJc w:val="left"/>
+      <w:pPr>
+        <w:ind w:left="5760" w:hanging="360"/>
+      </w:pPr>
+    </w:lvl>
+    <w:lvl w:ilvl="8" w:tplc="0408001B" w:tentative="1">
+      <w:start w:val="1"/>
+      <w:numFmt w:val="lowerRoman"/>
+      <w:lvlText w:val="%9."/>
+      <w:lvlJc w:val="right"/>
+      <w:pPr>
+        <w:ind w:left="6480" w:hanging="180"/>
+      </w:pPr>
+    </w:lvl>
+  </w:abstractNum>
+  <w:abstractNum w:abstractNumId="2" w15:restartNumberingAfterBreak="0">
+    <w:nsid w:val="17DF7BFA"/>
+    <w:multiLevelType w:val="multilevel"/>
+    <w:tmpl w:val="5E4C050A"/>
+    <w:lvl w:ilvl="0">
+      <w:start w:val="1"/>
+      <w:numFmt w:val="decimal"/>
+      <w:lvlText w:val="%1."/>
+      <w:lvlJc w:val="left"/>
+      <w:pPr>
+        <w:ind w:left="720" w:hanging="360"/>
+      </w:pPr>
+      <w:rPr>
+        <w:rFonts w:hint="default"/>
+      </w:rPr>
+    </w:lvl>
+    <w:lvl w:ilvl="1">
+      <w:start w:val="1"/>
+      <w:numFmt w:val="decimal"/>
+      <w:isLgl/>
+      <w:lvlText w:val="%1.%2"/>
+      <w:lvlJc w:val="left"/>
+      <w:pPr>
+        <w:ind w:left="1080" w:hanging="360"/>
+      </w:pPr>
+      <w:rPr>
+        <w:rFonts w:hint="default"/>
+      </w:rPr>
+    </w:lvl>
+    <w:lvl w:ilvl="2">
+      <w:start w:val="1"/>
+      <w:numFmt w:val="decimal"/>
+      <w:isLgl/>
+      <w:lvlText w:val="%1.%2.%3"/>
+      <w:lvlJc w:val="left"/>
+      <w:pPr>
+        <w:ind w:left="1800" w:hanging="720"/>
+      </w:pPr>
+      <w:rPr>
+        <w:rFonts w:hint="default"/>
+      </w:rPr>
+    </w:lvl>
+    <w:lvl w:ilvl="3">
+      <w:start w:val="1"/>
+      <w:numFmt w:val="decimal"/>
+      <w:isLgl/>
+      <w:lvlText w:val="%1.%2.%3.%4"/>
+      <w:lvlJc w:val="left"/>
+      <w:pPr>
+        <w:ind w:left="2160" w:hanging="720"/>
+      </w:pPr>
+      <w:rPr>
+        <w:rFonts w:hint="default"/>
+      </w:rPr>
+    </w:lvl>
+    <w:lvl w:ilvl="4">
+      <w:start w:val="1"/>
+      <w:numFmt w:val="decimal"/>
+      <w:isLgl/>
+      <w:lvlText w:val="%1.%2.%3.%4.%5"/>
+      <w:lvlJc w:val="left"/>
+      <w:pPr>
+        <w:ind w:left="2880" w:hanging="1080"/>
+      </w:pPr>
+      <w:rPr>
+        <w:rFonts w:hint="default"/>
+      </w:rPr>
+    </w:lvl>
+    <w:lvl w:ilvl="5">
+      <w:start w:val="1"/>
+      <w:numFmt w:val="decimal"/>
+      <w:isLgl/>
+      <w:lvlText w:val="%1.%2.%3.%4.%5.%6"/>
+      <w:lvlJc w:val="left"/>
+      <w:pPr>
+        <w:ind w:left="3240" w:hanging="1080"/>
+      </w:pPr>
+      <w:rPr>
+        <w:rFonts w:hint="default"/>
+      </w:rPr>
+    </w:lvl>
+    <w:lvl w:ilvl="6">
+      <w:start w:val="1"/>
+      <w:numFmt w:val="decimal"/>
+      <w:isLgl/>
+      <w:lvlText w:val="%1.%2.%3.%4.%5.%6.%7"/>
+      <w:lvlJc w:val="left"/>
+      <w:pPr>
+        <w:ind w:left="3960" w:hanging="1440"/>
+      </w:pPr>
+      <w:rPr>
+        <w:rFonts w:hint="default"/>
+      </w:rPr>
+    </w:lvl>
+    <w:lvl w:ilvl="7">
+      <w:start w:val="1"/>
+      <w:numFmt w:val="decimal"/>
+      <w:isLgl/>
+      <w:lvlText w:val="%1.%2.%3.%4.%5.%6.%7.%8"/>
+      <w:lvlJc w:val="left"/>
+      <w:pPr>
+        <w:ind w:left="4320" w:hanging="1440"/>
+      </w:pPr>
+      <w:rPr>
+        <w:rFonts w:hint="default"/>
+      </w:rPr>
+    </w:lvl>
+    <w:lvl w:ilvl="8">
+      <w:start w:val="1"/>
+      <w:numFmt w:val="decimal"/>
+      <w:isLgl/>
+      <w:lvlText w:val="%1.%2.%3.%4.%5.%6.%7.%8.%9"/>
+      <w:lvlJc w:val="left"/>
+      <w:pPr>
+        <w:ind w:left="4680" w:hanging="1440"/>
+      </w:pPr>
+      <w:rPr>
+        <w:rFonts w:hint="default"/>
+      </w:rPr>
+    </w:lvl>
+  </w:abstractNum>
+  <w:abstractNum w:abstractNumId="3" w15:restartNumberingAfterBreak="0">
+    <w:nsid w:val="191E599F"/>
+    <w:multiLevelType w:val="hybridMultilevel"/>
+    <w:tmpl w:val="02B2E902"/>
+    <w:lvl w:ilvl="0" w:tplc="0408000F">
+      <w:start w:val="1"/>
+      <w:numFmt w:val="decimal"/>
+      <w:lvlText w:val="%1."/>
+      <w:lvlJc w:val="left"/>
+      <w:pPr>
+        <w:ind w:left="720" w:hanging="360"/>
+      </w:pPr>
+      <w:rPr>
+        <w:rFonts w:hint="default"/>
+      </w:rPr>
+    </w:lvl>
+    <w:lvl w:ilvl="1" w:tplc="04080019" w:tentative="1">
+      <w:start w:val="1"/>
+      <w:numFmt w:val="lowerLetter"/>
+      <w:lvlText w:val="%2."/>
+      <w:lvlJc w:val="left"/>
+      <w:pPr>
+        <w:ind w:left="1440" w:hanging="360"/>
+      </w:pPr>
+    </w:lvl>
+    <w:lvl w:ilvl="2" w:tplc="0408001B" w:tentative="1">
+      <w:start w:val="1"/>
+      <w:numFmt w:val="lowerRoman"/>
+      <w:lvlText w:val="%3."/>
+      <w:lvlJc w:val="right"/>
+      <w:pPr>
+        <w:ind w:left="2160" w:hanging="180"/>
+      </w:pPr>
+    </w:lvl>
+    <w:lvl w:ilvl="3" w:tplc="0408000F" w:tentative="1">
+      <w:start w:val="1"/>
+      <w:numFmt w:val="decimal"/>
+      <w:lvlText w:val="%4."/>
+      <w:lvlJc w:val="left"/>
+      <w:pPr>
+        <w:ind w:left="2880" w:hanging="360"/>
+      </w:pPr>
+    </w:lvl>
+    <w:lvl w:ilvl="4" w:tplc="04080019" w:tentative="1">
+      <w:start w:val="1"/>
+      <w:numFmt w:val="lowerLetter"/>
+      <w:lvlText w:val="%5."/>
+      <w:lvlJc w:val="left"/>
+      <w:pPr>
+        <w:ind w:left="3600" w:hanging="360"/>
+      </w:pPr>
+    </w:lvl>
+    <w:lvl w:ilvl="5" w:tplc="0408001B" w:tentative="1">
+      <w:start w:val="1"/>
+      <w:numFmt w:val="lowerRoman"/>
+      <w:lvlText w:val="%6."/>
+      <w:lvlJc w:val="right"/>
+      <w:pPr>
+        <w:ind w:left="4320" w:hanging="180"/>
+      </w:pPr>
+    </w:lvl>
+    <w:lvl w:ilvl="6" w:tplc="0408000F" w:tentative="1">
+      <w:start w:val="1"/>
+      <w:numFmt w:val="decimal"/>
+      <w:lvlText w:val="%7."/>
+      <w:lvlJc w:val="left"/>
+      <w:pPr>
+        <w:ind w:left="5040" w:hanging="360"/>
+      </w:pPr>
+    </w:lvl>
+    <w:lvl w:ilvl="7" w:tplc="04080019" w:tentative="1">
+      <w:start w:val="1"/>
+      <w:numFmt w:val="lowerLetter"/>
+      <w:lvlText w:val="%8."/>
+      <w:lvlJc w:val="left"/>
+      <w:pPr>
+        <w:ind w:left="5760" w:hanging="360"/>
+      </w:pPr>
+    </w:lvl>
+    <w:lvl w:ilvl="8" w:tplc="0408001B" w:tentative="1">
+      <w:start w:val="1"/>
+      <w:numFmt w:val="lowerRoman"/>
+      <w:lvlText w:val="%9."/>
+      <w:lvlJc w:val="right"/>
+      <w:pPr>
+        <w:ind w:left="6480" w:hanging="180"/>
+      </w:pPr>
+    </w:lvl>
+  </w:abstractNum>
+  <w:abstractNum w:abstractNumId="4" w15:restartNumberingAfterBreak="0">
+    <w:nsid w:val="25F2698C"/>
+    <w:multiLevelType w:val="hybridMultilevel"/>
+    <w:tmpl w:val="67A227B2"/>
+    <w:lvl w:ilvl="0" w:tplc="5DD2B34E">
+      <w:start w:val="1"/>
+      <w:numFmt w:val="decimal"/>
+      <w:lvlText w:val="%1."/>
+      <w:lvlJc w:val="left"/>
+      <w:pPr>
+        <w:ind w:left="1080" w:hanging="360"/>
+      </w:pPr>
+      <w:rPr>
+        <w:rFonts w:hint="default"/>
+      </w:rPr>
+    </w:lvl>
+    <w:lvl w:ilvl="1" w:tplc="04080019" w:tentative="1">
+      <w:start w:val="1"/>
+      <w:numFmt w:val="lowerLetter"/>
+      <w:lvlText w:val="%2."/>
+      <w:lvlJc w:val="left"/>
+      <w:pPr>
+        <w:ind w:left="1800" w:hanging="360"/>
+      </w:pPr>
+    </w:lvl>
+    <w:lvl w:ilvl="2" w:tplc="0408001B" w:tentative="1">
+      <w:start w:val="1"/>
+      <w:numFmt w:val="lowerRoman"/>
+      <w:lvlText w:val="%3."/>
+      <w:lvlJc w:val="right"/>
+      <w:pPr>
+        <w:ind w:left="2520" w:hanging="180"/>
+      </w:pPr>
+    </w:lvl>
+    <w:lvl w:ilvl="3" w:tplc="0408000F" w:tentative="1">
+      <w:start w:val="1"/>
+      <w:numFmt w:val="decimal"/>
+      <w:lvlText w:val="%4."/>
+      <w:lvlJc w:val="left"/>
+      <w:pPr>
+        <w:ind w:left="3240" w:hanging="360"/>
+      </w:pPr>
+    </w:lvl>
+    <w:lvl w:ilvl="4" w:tplc="04080019" w:tentative="1">
+      <w:start w:val="1"/>
+      <w:numFmt w:val="lowerLetter"/>
+      <w:lvlText w:val="%5."/>
+      <w:lvlJc w:val="left"/>
+      <w:pPr>
+        <w:ind w:left="3960" w:hanging="360"/>
+      </w:pPr>
+    </w:lvl>
+    <w:lvl w:ilvl="5" w:tplc="0408001B" w:tentative="1">
+      <w:start w:val="1"/>
+      <w:numFmt w:val="lowerRoman"/>
+      <w:lvlText w:val="%6."/>
+      <w:lvlJc w:val="right"/>
+      <w:pPr>
+        <w:ind w:left="4680" w:hanging="180"/>
+      </w:pPr>
+    </w:lvl>
+    <w:lvl w:ilvl="6" w:tplc="0408000F" w:tentative="1">
+      <w:start w:val="1"/>
+      <w:numFmt w:val="decimal"/>
+      <w:lvlText w:val="%7."/>
+      <w:lvlJc w:val="left"/>
+      <w:pPr>
+        <w:ind w:left="5400" w:hanging="360"/>
+      </w:pPr>
+    </w:lvl>
+    <w:lvl w:ilvl="7" w:tplc="04080019" w:tentative="1">
+      <w:start w:val="1"/>
+      <w:numFmt w:val="lowerLetter"/>
+      <w:lvlText w:val="%8."/>
+      <w:lvlJc w:val="left"/>
+      <w:pPr>
+        <w:ind w:left="6120" w:hanging="360"/>
+      </w:pPr>
+    </w:lvl>
+    <w:lvl w:ilvl="8" w:tplc="0408001B" w:tentative="1">
+      <w:start w:val="1"/>
+      <w:numFmt w:val="lowerRoman"/>
+      <w:lvlText w:val="%9."/>
+      <w:lvlJc w:val="right"/>
+      <w:pPr>
+        <w:ind w:left="6840" w:hanging="180"/>
+      </w:pPr>
+    </w:lvl>
+  </w:abstractNum>
+  <w:abstractNum w:abstractNumId="5" w15:restartNumberingAfterBreak="0">
+    <w:nsid w:val="2DE02A6F"/>
+    <w:multiLevelType w:val="hybridMultilevel"/>
+    <w:tmpl w:val="6A524FFA"/>
+    <w:lvl w:ilvl="0" w:tplc="C8760FDA">
+      <w:start w:val="1"/>
+      <w:numFmt w:val="bullet"/>
+      <w:lvlText w:val=""/>
+      <w:lvlJc w:val="left"/>
+      <w:pPr>
+        <w:ind w:left="720" w:hanging="360"/>
+      </w:pPr>
+      <w:rPr>
+        <w:rFonts w:ascii="Wingdings" w:eastAsiaTheme="minorHAnsi" w:hAnsi="Wingdings" w:cs="Times New Roman" w:hint="default"/>
+      </w:rPr>
+    </w:lvl>
+    <w:lvl w:ilvl="1" w:tplc="04080003" w:tentative="1">
+      <w:start w:val="1"/>
+      <w:numFmt w:val="bullet"/>
+      <w:lvlText w:val="o"/>
+      <w:lvlJc w:val="left"/>
+      <w:pPr>
+        <w:ind w:left="1440" w:hanging="360"/>
+      </w:pPr>
+      <w:rPr>
+        <w:rFonts w:ascii="Courier New" w:hAnsi="Courier New" w:cs="Courier New" w:hint="default"/>
+      </w:rPr>
+    </w:lvl>
+    <w:lvl w:ilvl="2" w:tplc="04080005" w:tentative="1">
+      <w:start w:val="1"/>
+      <w:numFmt w:val="bullet"/>
+      <w:lvlText w:val=""/>
+      <w:lvlJc w:val="left"/>
+      <w:pPr>
+        <w:ind w:left="2160" w:hanging="360"/>
+      </w:pPr>
+      <w:rPr>
+        <w:rFonts w:ascii="Wingdings" w:hAnsi="Wingdings" w:hint="default"/>
+      </w:rPr>
+    </w:lvl>
+    <w:lvl w:ilvl="3" w:tplc="04080001" w:tentative="1">
+      <w:start w:val="1"/>
+      <w:numFmt w:val="bullet"/>
+      <w:lvlText w:val=""/>
+      <w:lvlJc w:val="left"/>
+      <w:pPr>
+        <w:ind w:left="2880" w:hanging="360"/>
+      </w:pPr>
+      <w:rPr>
+        <w:rFonts w:ascii="Symbol" w:hAnsi="Symbol" w:hint="default"/>
+      </w:rPr>
+    </w:lvl>
+    <w:lvl w:ilvl="4" w:tplc="04080003" w:tentative="1">
+      <w:start w:val="1"/>
+      <w:numFmt w:val="bullet"/>
+      <w:lvlText w:val="o"/>
+      <w:lvlJc w:val="left"/>
+      <w:pPr>
+        <w:ind w:left="3600" w:hanging="360"/>
+      </w:pPr>
+      <w:rPr>
+        <w:rFonts w:ascii="Courier New" w:hAnsi="Courier New" w:cs="Courier New" w:hint="default"/>
+      </w:rPr>
+    </w:lvl>
+    <w:lvl w:ilvl="5" w:tplc="04080005" w:tentative="1">
+      <w:start w:val="1"/>
+      <w:numFmt w:val="bullet"/>
+      <w:lvlText w:val=""/>
+      <w:lvlJc w:val="left"/>
+      <w:pPr>
+        <w:ind w:left="4320" w:hanging="360"/>
+      </w:pPr>
+      <w:rPr>
+        <w:rFonts w:ascii="Wingdings" w:hAnsi="Wingdings" w:hint="default"/>
+      </w:rPr>
+    </w:lvl>
+    <w:lvl w:ilvl="6" w:tplc="04080001" w:tentative="1">
+      <w:start w:val="1"/>
+      <w:numFmt w:val="bullet"/>
+      <w:lvlText w:val=""/>
+      <w:lvlJc w:val="left"/>
+      <w:pPr>
+        <w:ind w:left="5040" w:hanging="360"/>
+      </w:pPr>
+      <w:rPr>
+        <w:rFonts w:ascii="Symbol" w:hAnsi="Symbol" w:hint="default"/>
+      </w:rPr>
+    </w:lvl>
+    <w:lvl w:ilvl="7" w:tplc="04080003" w:tentative="1">
+      <w:start w:val="1"/>
+      <w:numFmt w:val="bullet"/>
+      <w:lvlText w:val="o"/>
+      <w:lvlJc w:val="left"/>
+      <w:pPr>
+        <w:ind w:left="5760" w:hanging="360"/>
+      </w:pPr>
+      <w:rPr>
+        <w:rFonts w:ascii="Courier New" w:hAnsi="Courier New" w:cs="Courier New" w:hint="default"/>
+      </w:rPr>
+    </w:lvl>
+    <w:lvl w:ilvl="8" w:tplc="04080005" w:tentative="1">
+      <w:start w:val="1"/>
+      <w:numFmt w:val="bullet"/>
+      <w:lvlText w:val=""/>
+      <w:lvlJc w:val="left"/>
+      <w:pPr>
+        <w:ind w:left="6480" w:hanging="360"/>
+      </w:pPr>
+      <w:rPr>
+        <w:rFonts w:ascii="Wingdings" w:hAnsi="Wingdings" w:hint="default"/>
+      </w:rPr>
+    </w:lvl>
+  </w:abstractNum>
+  <w:abstractNum w:abstractNumId="6" w15:restartNumberingAfterBreak="0">
+    <w:nsid w:val="33714091"/>
+    <w:multiLevelType w:val="multilevel"/>
+    <w:tmpl w:val="814234AE"/>
+    <w:lvl w:ilvl="0">
+      <w:start w:val="1"/>
+      <w:numFmt w:val="decimal"/>
+      <w:lvlText w:val="%1."/>
+      <w:lvlJc w:val="left"/>
+      <w:pPr>
+        <w:ind w:left="720" w:hanging="360"/>
+      </w:pPr>
+      <w:rPr>
+        <w:rFonts w:hint="default"/>
+      </w:rPr>
+    </w:lvl>
+    <w:lvl w:ilvl="1">
+      <w:start w:val="1"/>
+      <w:numFmt w:val="decimal"/>
+      <w:isLgl/>
+      <w:lvlText w:val="%1.%2"/>
+      <w:lvlJc w:val="left"/>
+      <w:pPr>
+        <w:ind w:left="1080" w:hanging="360"/>
+      </w:pPr>
+      <w:rPr>
+        <w:rFonts w:hint="default"/>
+      </w:rPr>
+    </w:lvl>
+    <w:lvl w:ilvl="2">
+      <w:start w:val="1"/>
+      <w:numFmt w:val="decimal"/>
+      <w:isLgl/>
+      <w:lvlText w:val="%1.%2.%3"/>
+      <w:lvlJc w:val="left"/>
+      <w:pPr>
+        <w:ind w:left="1800" w:hanging="720"/>
+      </w:pPr>
+      <w:rPr>
+        <w:rFonts w:hint="default"/>
+      </w:rPr>
+    </w:lvl>
+    <w:lvl w:ilvl="3">
+      <w:start w:val="1"/>
+      <w:numFmt w:val="decimal"/>
+      <w:isLgl/>
+      <w:lvlText w:val="%1.%2.%3.%4"/>
+      <w:lvlJc w:val="left"/>
+      <w:pPr>
+        <w:ind w:left="2160" w:hanging="720"/>
+      </w:pPr>
+      <w:rPr>
+        <w:rFonts w:hint="default"/>
+      </w:rPr>
+    </w:lvl>
+    <w:lvl w:ilvl="4">
+      <w:start w:val="1"/>
+      <w:numFmt w:val="decimal"/>
+      <w:isLgl/>
+      <w:lvlText w:val="%1.%2.%3.%4.%5"/>
+      <w:lvlJc w:val="left"/>
+      <w:pPr>
+        <w:ind w:left="2880" w:hanging="1080"/>
+      </w:pPr>
+      <w:rPr>
+        <w:rFonts w:hint="default"/>
+      </w:rPr>
+    </w:lvl>
+    <w:lvl w:ilvl="5">
+      <w:start w:val="1"/>
+      <w:numFmt w:val="decimal"/>
+      <w:isLgl/>
+      <w:lvlText w:val="%1.%2.%3.%4.%5.%6"/>
+      <w:lvlJc w:val="left"/>
+      <w:pPr>
+        <w:ind w:left="3240" w:hanging="1080"/>
+      </w:pPr>
+      <w:rPr>
+        <w:rFonts w:hint="default"/>
+      </w:rPr>
+    </w:lvl>
+    <w:lvl w:ilvl="6">
+      <w:start w:val="1"/>
+      <w:numFmt w:val="decimal"/>
+      <w:isLgl/>
+      <w:lvlText w:val="%1.%2.%3.%4.%5.%6.%7"/>
+      <w:lvlJc w:val="left"/>
+      <w:pPr>
+        <w:ind w:left="3960" w:hanging="1440"/>
+      </w:pPr>
+      <w:rPr>
+        <w:rFonts w:hint="default"/>
+      </w:rPr>
+    </w:lvl>
+    <w:lvl w:ilvl="7">
+      <w:start w:val="1"/>
+      <w:numFmt w:val="decimal"/>
+      <w:isLgl/>
+      <w:lvlText w:val="%1.%2.%3.%4.%5.%6.%7.%8"/>
+      <w:lvlJc w:val="left"/>
+      <w:pPr>
+        <w:ind w:left="4320" w:hanging="1440"/>
+      </w:pPr>
+      <w:rPr>
+        <w:rFonts w:hint="default"/>
+      </w:rPr>
+    </w:lvl>
+    <w:lvl w:ilvl="8">
+      <w:start w:val="1"/>
+      <w:numFmt w:val="decimal"/>
+      <w:isLgl/>
+      <w:lvlText w:val="%1.%2.%3.%4.%5.%6.%7.%8.%9"/>
+      <w:lvlJc w:val="left"/>
+      <w:pPr>
+        <w:ind w:left="4680" w:hanging="1440"/>
+      </w:pPr>
+      <w:rPr>
+        <w:rFonts w:hint="default"/>
+      </w:rPr>
+    </w:lvl>
+  </w:abstractNum>
+  <w:abstractNum w:abstractNumId="7" w15:restartNumberingAfterBreak="0">
+    <w:nsid w:val="460919CE"/>
+    <w:multiLevelType w:val="hybridMultilevel"/>
+    <w:tmpl w:val="39FCD00C"/>
+    <w:lvl w:ilvl="0" w:tplc="0408000F">
+      <w:start w:val="1"/>
+      <w:numFmt w:val="decimal"/>
+      <w:lvlText w:val="%1."/>
+      <w:lvlJc w:val="left"/>
+      <w:pPr>
+        <w:ind w:left="720" w:hanging="360"/>
+      </w:pPr>
+      <w:rPr>
+        <w:rFonts w:hint="default"/>
+      </w:rPr>
+    </w:lvl>
+    <w:lvl w:ilvl="1" w:tplc="04080019" w:tentative="1">
+      <w:start w:val="1"/>
+      <w:numFmt w:val="lowerLetter"/>
+      <w:lvlText w:val="%2."/>
+      <w:lvlJc w:val="left"/>
+      <w:pPr>
+        <w:ind w:left="1440" w:hanging="360"/>
+      </w:pPr>
+    </w:lvl>
+    <w:lvl w:ilvl="2" w:tplc="0408001B" w:tentative="1">
+      <w:start w:val="1"/>
+      <w:numFmt w:val="lowerRoman"/>
+      <w:lvlText w:val="%3."/>
+      <w:lvlJc w:val="right"/>
+      <w:pPr>
+        <w:ind w:left="2160" w:hanging="180"/>
+      </w:pPr>
+    </w:lvl>
+    <w:lvl w:ilvl="3" w:tplc="0408000F" w:tentative="1">
+      <w:start w:val="1"/>
+      <w:numFmt w:val="decimal"/>
+      <w:lvlText w:val="%4."/>
+      <w:lvlJc w:val="left"/>
+      <w:pPr>
+        <w:ind w:left="2880" w:hanging="360"/>
+      </w:pPr>
+    </w:lvl>
+    <w:lvl w:ilvl="4" w:tplc="04080019" w:tentative="1">
+      <w:start w:val="1"/>
+      <w:numFmt w:val="lowerLetter"/>
+      <w:lvlText w:val="%5."/>
+      <w:lvlJc w:val="left"/>
+      <w:pPr>
+        <w:ind w:left="3600" w:hanging="360"/>
+      </w:pPr>
+    </w:lvl>
+    <w:lvl w:ilvl="5" w:tplc="0408001B" w:tentative="1">
+      <w:start w:val="1"/>
+      <w:numFmt w:val="lowerRoman"/>
+      <w:lvlText w:val="%6."/>
+      <w:lvlJc w:val="right"/>
+      <w:pPr>
+        <w:ind w:left="4320" w:hanging="180"/>
+      </w:pPr>
+    </w:lvl>
+    <w:lvl w:ilvl="6" w:tplc="0408000F" w:tentative="1">
+      <w:start w:val="1"/>
+      <w:numFmt w:val="decimal"/>
+      <w:lvlText w:val="%7."/>
+      <w:lvlJc w:val="left"/>
+      <w:pPr>
+        <w:ind w:left="5040" w:hanging="360"/>
+      </w:pPr>
+    </w:lvl>
+    <w:lvl w:ilvl="7" w:tplc="04080019" w:tentative="1">
+      <w:start w:val="1"/>
+      <w:numFmt w:val="lowerLetter"/>
+      <w:lvlText w:val="%8."/>
+      <w:lvlJc w:val="left"/>
+      <w:pPr>
+        <w:ind w:left="5760" w:hanging="360"/>
+      </w:pPr>
+    </w:lvl>
+    <w:lvl w:ilvl="8" w:tplc="0408001B" w:tentative="1">
+      <w:start w:val="1"/>
+      <w:numFmt w:val="lowerRoman"/>
+      <w:lvlText w:val="%9."/>
+      <w:lvlJc w:val="right"/>
+      <w:pPr>
+        <w:ind w:left="6480" w:hanging="180"/>
+      </w:pPr>
+    </w:lvl>
+  </w:abstractNum>
+  <w:abstractNum w:abstractNumId="8" w15:restartNumberingAfterBreak="0">
+    <w:nsid w:val="5E3E2DDA"/>
+    <w:multiLevelType w:val="hybridMultilevel"/>
+    <w:tmpl w:val="39FCD00C"/>
+    <w:lvl w:ilvl="0" w:tplc="FFFFFFFF">
+      <w:start w:val="1"/>
+      <w:numFmt w:val="decimal"/>
+      <w:lvlText w:val="%1."/>
+      <w:lvlJc w:val="left"/>
+      <w:pPr>
+        <w:ind w:left="720" w:hanging="360"/>
+      </w:pPr>
+      <w:rPr>
+        <w:rFonts w:hint="default"/>
+      </w:rPr>
+    </w:lvl>
+    <w:lvl w:ilvl="1" w:tplc="FFFFFFFF" w:tentative="1">
+      <w:start w:val="1"/>
+      <w:numFmt w:val="lowerLetter"/>
+      <w:lvlText w:val="%2."/>
+      <w:lvlJc w:val="left"/>
+      <w:pPr>
+        <w:ind w:left="1440" w:hanging="360"/>
+      </w:pPr>
+    </w:lvl>
+    <w:lvl w:ilvl="2" w:tplc="FFFFFFFF" w:tentative="1">
+      <w:start w:val="1"/>
+      <w:numFmt w:val="lowerRoman"/>
+      <w:lvlText w:val="%3."/>
+      <w:lvlJc w:val="right"/>
+      <w:pPr>
+        <w:ind w:left="2160" w:hanging="180"/>
+      </w:pPr>
+    </w:lvl>
+    <w:lvl w:ilvl="3" w:tplc="FFFFFFFF" w:tentative="1">
+      <w:start w:val="1"/>
+      <w:numFmt w:val="decimal"/>
+      <w:lvlText w:val="%4."/>
+      <w:lvlJc w:val="left"/>
+      <w:pPr>
+        <w:ind w:left="2880" w:hanging="360"/>
+      </w:pPr>
+    </w:lvl>
+    <w:lvl w:ilvl="4" w:tplc="FFFFFFFF" w:tentative="1">
+      <w:start w:val="1"/>
+      <w:numFmt w:val="lowerLetter"/>
+      <w:lvlText w:val="%5."/>
+      <w:lvlJc w:val="left"/>
+      <w:pPr>
+        <w:ind w:left="3600" w:hanging="360"/>
+      </w:pPr>
+    </w:lvl>
+    <w:lvl w:ilvl="5" w:tplc="FFFFFFFF" w:tentative="1">
+      <w:start w:val="1"/>
+      <w:numFmt w:val="lowerRoman"/>
+      <w:lvlText w:val="%6."/>
+      <w:lvlJc w:val="right"/>
+      <w:pPr>
+        <w:ind w:left="4320" w:hanging="180"/>
+      </w:pPr>
+    </w:lvl>
+    <w:lvl w:ilvl="6" w:tplc="FFFFFFFF" w:tentative="1">
+      <w:start w:val="1"/>
+      <w:numFmt w:val="decimal"/>
+      <w:lvlText w:val="%7."/>
+      <w:lvlJc w:val="left"/>
+      <w:pPr>
+        <w:ind w:left="5040" w:hanging="360"/>
+      </w:pPr>
+    </w:lvl>
+    <w:lvl w:ilvl="7" w:tplc="FFFFFFFF" w:tentative="1">
+      <w:start w:val="1"/>
+      <w:numFmt w:val="lowerLetter"/>
+      <w:lvlText w:val="%8."/>
+      <w:lvlJc w:val="left"/>
+      <w:pPr>
+        <w:ind w:left="5760" w:hanging="360"/>
+      </w:pPr>
+    </w:lvl>
+    <w:lvl w:ilvl="8" w:tplc="FFFFFFFF" w:tentative="1">
+      <w:start w:val="1"/>
+      <w:numFmt w:val="lowerRoman"/>
+      <w:lvlText w:val="%9."/>
+      <w:lvlJc w:val="right"/>
+      <w:pPr>
+        <w:ind w:left="6480" w:hanging="180"/>
+      </w:pPr>
+    </w:lvl>
+  </w:abstractNum>
+  <w:abstractNum w:abstractNumId="9" w15:restartNumberingAfterBreak="0">
+    <w:nsid w:val="624D63BD"/>
+    <w:multiLevelType w:val="hybridMultilevel"/>
+    <w:tmpl w:val="A8BA9572"/>
+    <w:lvl w:ilvl="0" w:tplc="0408000F">
+      <w:start w:val="1"/>
+      <w:numFmt w:val="decimal"/>
+      <w:lvlText w:val="%1."/>
+      <w:lvlJc w:val="left"/>
+      <w:pPr>
+        <w:ind w:left="720" w:hanging="360"/>
+      </w:pPr>
+      <w:rPr>
+        <w:rFonts w:hint="default"/>
+      </w:rPr>
+    </w:lvl>
+    <w:lvl w:ilvl="1" w:tplc="04080019" w:tentative="1">
+      <w:start w:val="1"/>
+      <w:numFmt w:val="lowerLetter"/>
+      <w:lvlText w:val="%2."/>
+      <w:lvlJc w:val="left"/>
+      <w:pPr>
+        <w:ind w:left="1440" w:hanging="360"/>
+      </w:pPr>
+    </w:lvl>
+    <w:lvl w:ilvl="2" w:tplc="0408001B" w:tentative="1">
+      <w:start w:val="1"/>
+      <w:numFmt w:val="lowerRoman"/>
+      <w:lvlText w:val="%3."/>
+      <w:lvlJc w:val="right"/>
+      <w:pPr>
+        <w:ind w:left="2160" w:hanging="180"/>
+      </w:pPr>
+    </w:lvl>
+    <w:lvl w:ilvl="3" w:tplc="0408000F" w:tentative="1">
+      <w:start w:val="1"/>
+      <w:numFmt w:val="decimal"/>
+      <w:lvlText w:val="%4."/>
+      <w:lvlJc w:val="left"/>
+      <w:pPr>
+        <w:ind w:left="2880" w:hanging="360"/>
+      </w:pPr>
+    </w:lvl>
+    <w:lvl w:ilvl="4" w:tplc="04080019" w:tentative="1">
+      <w:start w:val="1"/>
+      <w:numFmt w:val="lowerLetter"/>
+      <w:lvlText w:val="%5."/>
+      <w:lvlJc w:val="left"/>
+      <w:pPr>
+        <w:ind w:left="3600" w:hanging="360"/>
+      </w:pPr>
+    </w:lvl>
+    <w:lvl w:ilvl="5" w:tplc="0408001B" w:tentative="1">
+      <w:start w:val="1"/>
+      <w:numFmt w:val="lowerRoman"/>
+      <w:lvlText w:val="%6."/>
+      <w:lvlJc w:val="right"/>
+      <w:pPr>
+        <w:ind w:left="4320" w:hanging="180"/>
+      </w:pPr>
+    </w:lvl>
+    <w:lvl w:ilvl="6" w:tplc="0408000F" w:tentative="1">
+      <w:start w:val="1"/>
+      <w:numFmt w:val="decimal"/>
+      <w:lvlText w:val="%7."/>
+      <w:lvlJc w:val="left"/>
+      <w:pPr>
+        <w:ind w:left="5040" w:hanging="360"/>
+      </w:pPr>
+    </w:lvl>
+    <w:lvl w:ilvl="7" w:tplc="04080019" w:tentative="1">
+      <w:start w:val="1"/>
+      <w:numFmt w:val="lowerLetter"/>
+      <w:lvlText w:val="%8."/>
+      <w:lvlJc w:val="left"/>
+      <w:pPr>
+        <w:ind w:left="5760" w:hanging="360"/>
+      </w:pPr>
+    </w:lvl>
+    <w:lvl w:ilvl="8" w:tplc="0408001B" w:tentative="1">
+      <w:start w:val="1"/>
+      <w:numFmt w:val="lowerRoman"/>
+      <w:lvlText w:val="%9."/>
+      <w:lvlJc w:val="right"/>
+      <w:pPr>
+        <w:ind w:left="6480" w:hanging="180"/>
+      </w:pPr>
+    </w:lvl>
+  </w:abstractNum>
+  <w:abstractNum w:abstractNumId="10" w15:restartNumberingAfterBreak="0">
+    <w:nsid w:val="75021E19"/>
+    <w:multiLevelType w:val="multilevel"/>
+    <w:tmpl w:val="B14C6722"/>
+    <w:lvl w:ilvl="0">
+      <w:start w:val="5"/>
+      <w:numFmt w:val="decimal"/>
+      <w:lvlText w:val="%1"/>
+      <w:lvlJc w:val="left"/>
+      <w:pPr>
+        <w:ind w:left="360" w:hanging="360"/>
+      </w:pPr>
+      <w:rPr>
+        <w:rFonts w:hint="default"/>
+      </w:rPr>
+    </w:lvl>
+    <w:lvl w:ilvl="1">
+      <w:start w:val="3"/>
+      <w:numFmt w:val="decimal"/>
+      <w:lvlText w:val="%1.%2"/>
+      <w:lvlJc w:val="left"/>
+      <w:pPr>
+        <w:ind w:left="1080" w:hanging="360"/>
+      </w:pPr>
+      <w:rPr>
+        <w:rFonts w:hint="default"/>
+      </w:rPr>
+    </w:lvl>
+    <w:lvl w:ilvl="2">
+      <w:start w:val="1"/>
+      <w:numFmt w:val="decimal"/>
+      <w:lvlText w:val="%1.%2.%3"/>
+      <w:lvlJc w:val="left"/>
+      <w:pPr>
+        <w:ind w:left="2160" w:hanging="720"/>
+      </w:pPr>
+      <w:rPr>
+        <w:rFonts w:hint="default"/>
+      </w:rPr>
+    </w:lvl>
+    <w:lvl w:ilvl="3">
+      <w:start w:val="1"/>
+      <w:numFmt w:val="decimal"/>
+      <w:lvlText w:val="%1.%2.%3.%4"/>
+      <w:lvlJc w:val="left"/>
+      <w:pPr>
+        <w:ind w:left="2880" w:hanging="720"/>
+      </w:pPr>
+      <w:rPr>
+        <w:rFonts w:hint="default"/>
+      </w:rPr>
+    </w:lvl>
+    <w:lvl w:ilvl="4">
+      <w:start w:val="1"/>
+      <w:numFmt w:val="decimal"/>
+      <w:lvlText w:val="%1.%2.%3.%4.%5"/>
+      <w:lvlJc w:val="left"/>
+      <w:pPr>
+        <w:ind w:left="3960" w:hanging="1080"/>
+      </w:pPr>
+      <w:rPr>
+        <w:rFonts w:hint="default"/>
+      </w:rPr>
+    </w:lvl>
+    <w:lvl w:ilvl="5">
+      <w:start w:val="1"/>
+      <w:numFmt w:val="decimal"/>
+      <w:lvlText w:val="%1.%2.%3.%4.%5.%6"/>
+      <w:lvlJc w:val="left"/>
+      <w:pPr>
+        <w:ind w:left="4680" w:hanging="1080"/>
+      </w:pPr>
+      <w:rPr>
+        <w:rFonts w:hint="default"/>
+      </w:rPr>
+    </w:lvl>
+    <w:lvl w:ilvl="6">
+      <w:start w:val="1"/>
+      <w:numFmt w:val="decimal"/>
+      <w:lvlText w:val="%1.%2.%3.%4.%5.%6.%7"/>
+      <w:lvlJc w:val="left"/>
+      <w:pPr>
+        <w:ind w:left="5760" w:hanging="1440"/>
+      </w:pPr>
+      <w:rPr>
+        <w:rFonts w:hint="default"/>
+      </w:rPr>
+    </w:lvl>
+    <w:lvl w:ilvl="7">
+      <w:start w:val="1"/>
+      <w:numFmt w:val="decimal"/>
+      <w:lvlText w:val="%1.%2.%3.%4.%5.%6.%7.%8"/>
+      <w:lvlJc w:val="left"/>
+      <w:pPr>
+        <w:ind w:left="6480" w:hanging="1440"/>
+      </w:pPr>
+      <w:rPr>
+        <w:rFonts w:hint="default"/>
+      </w:rPr>
+    </w:lvl>
+    <w:lvl w:ilvl="8">
+      <w:start w:val="1"/>
+      <w:numFmt w:val="decimal"/>
+      <w:lvlText w:val="%1.%2.%3.%4.%5.%6.%7.%8.%9"/>
+      <w:lvlJc w:val="left"/>
+      <w:pPr>
+        <w:ind w:left="7200" w:hanging="1440"/>
+      </w:pPr>
+      <w:rPr>
+        <w:rFonts w:hint="default"/>
+      </w:rPr>
+    </w:lvl>
+  </w:abstractNum>
+  <w:abstractNum w:abstractNumId="11" w15:restartNumberingAfterBreak="0">
+    <w:nsid w:val="7E0B3163"/>
+    <w:multiLevelType w:val="hybridMultilevel"/>
+    <w:tmpl w:val="CD048C40"/>
+    <w:lvl w:ilvl="0" w:tplc="0408000F">
+      <w:start w:val="1"/>
+      <w:numFmt w:val="decimal"/>
+      <w:lvlText w:val="%1."/>
+      <w:lvlJc w:val="left"/>
+      <w:pPr>
+        <w:ind w:left="720" w:hanging="360"/>
+      </w:pPr>
+      <w:rPr>
+        <w:rFonts w:hint="default"/>
+      </w:rPr>
+    </w:lvl>
+    <w:lvl w:ilvl="1" w:tplc="04080019" w:tentative="1">
+      <w:start w:val="1"/>
+      <w:numFmt w:val="lowerLetter"/>
+      <w:lvlText w:val="%2."/>
+      <w:lvlJc w:val="left"/>
+      <w:pPr>
+        <w:ind w:left="1440" w:hanging="360"/>
+      </w:pPr>
+    </w:lvl>
+    <w:lvl w:ilvl="2" w:tplc="0408001B" w:tentative="1">
+      <w:start w:val="1"/>
+      <w:numFmt w:val="lowerRoman"/>
+      <w:lvlText w:val="%3."/>
+      <w:lvlJc w:val="right"/>
+      <w:pPr>
+        <w:ind w:left="2160" w:hanging="180"/>
+      </w:pPr>
+    </w:lvl>
+    <w:lvl w:ilvl="3" w:tplc="0408000F" w:tentative="1">
+      <w:start w:val="1"/>
+      <w:numFmt w:val="decimal"/>
+      <w:lvlText w:val="%4."/>
+      <w:lvlJc w:val="left"/>
+      <w:pPr>
+        <w:ind w:left="2880" w:hanging="360"/>
+      </w:pPr>
+    </w:lvl>
+    <w:lvl w:ilvl="4" w:tplc="04080019" w:tentative="1">
+      <w:start w:val="1"/>
+      <w:numFmt w:val="lowerLetter"/>
+      <w:lvlText w:val="%5."/>
+      <w:lvlJc w:val="left"/>
+      <w:pPr>
+        <w:ind w:left="3600" w:hanging="360"/>
+      </w:pPr>
+    </w:lvl>
+    <w:lvl w:ilvl="5" w:tplc="0408001B" w:tentative="1">
+      <w:start w:val="1"/>
+      <w:numFmt w:val="lowerRoman"/>
+      <w:lvlText w:val="%6."/>
+      <w:lvlJc w:val="right"/>
+      <w:pPr>
+        <w:ind w:left="4320" w:hanging="180"/>
+      </w:pPr>
+    </w:lvl>
+    <w:lvl w:ilvl="6" w:tplc="0408000F" w:tentative="1">
+      <w:start w:val="1"/>
+      <w:numFmt w:val="decimal"/>
+      <w:lvlText w:val="%7."/>
+      <w:lvlJc w:val="left"/>
+      <w:pPr>
+        <w:ind w:left="5040" w:hanging="360"/>
+      </w:pPr>
+    </w:lvl>
+    <w:lvl w:ilvl="7" w:tplc="04080019" w:tentative="1">
+      <w:start w:val="1"/>
+      <w:numFmt w:val="lowerLetter"/>
+      <w:lvlText w:val="%8."/>
+      <w:lvlJc w:val="left"/>
+      <w:pPr>
+        <w:ind w:left="5760" w:hanging="360"/>
+      </w:pPr>
+    </w:lvl>
+    <w:lvl w:ilvl="8" w:tplc="0408001B" w:tentative="1">
+      <w:start w:val="1"/>
+      <w:numFmt w:val="lowerRoman"/>
+      <w:lvlText w:val="%9."/>
+      <w:lvlJc w:val="right"/>
+      <w:pPr>
+        <w:ind w:left="6480" w:hanging="180"/>
+      </w:pPr>
+    </w:lvl>
+  </w:abstractNum>
+  <w:num w:numId="1" w16cid:durableId="1329794807">
+    <w:abstractNumId w:val="9"/>
+  </w:num>
+  <w:num w:numId="2" w16cid:durableId="1869679716">
+    <w:abstractNumId w:val="6"/>
+  </w:num>
+  <w:num w:numId="3" w16cid:durableId="2120250952">
+    <w:abstractNumId w:val="10"/>
+  </w:num>
+  <w:num w:numId="4" w16cid:durableId="1889611667">
+    <w:abstractNumId w:val="2"/>
+  </w:num>
+  <w:num w:numId="5" w16cid:durableId="728456012">
+    <w:abstractNumId w:val="4"/>
+  </w:num>
+  <w:num w:numId="6" w16cid:durableId="2081752221">
+    <w:abstractNumId w:val="0"/>
+  </w:num>
+  <w:num w:numId="7" w16cid:durableId="1229533661">
+    <w:abstractNumId w:val="7"/>
+  </w:num>
+  <w:num w:numId="8" w16cid:durableId="782457550">
+    <w:abstractNumId w:val="5"/>
+  </w:num>
+  <w:num w:numId="9" w16cid:durableId="2133280267">
+    <w:abstractNumId w:val="11"/>
+  </w:num>
+  <w:num w:numId="10" w16cid:durableId="1515798500">
+    <w:abstractNumId w:val="1"/>
+  </w:num>
+  <w:num w:numId="11" w16cid:durableId="915171058">
+    <w:abstractNumId w:val="8"/>
+  </w:num>
+  <w:num w:numId="12" w16cid:durableId="813718760">
+    <w:abstractNumId w:val="3"/>
+  </w:num>
+</w:numbering>
 </file>
 
 <file path=word/styles.xml><?xml version="1.0" encoding="utf-8"?>
@@ -1796,6 +4593,7 @@
   <w:style w:type="character" w:default="1" w:styleId="DefaultParagraphFont">
     <w:name w:val="Default Paragraph Font"/>
     <w:uiPriority w:val="1"/>
+    <w:semiHidden/>
     <w:unhideWhenUsed/>
   </w:style>
   <w:style w:type="table" w:default="1" w:styleId="TableNormal">

--- a/thesis_notes.docx
+++ b/thesis_notes.docx
@@ -2008,6 +2008,30 @@
           <w:lang w:val="en-US"/>
         </w:rPr>
         <w:t xml:space="preserve"> be included in all diagrams</w:t>
+      </w:r>
+    </w:p>
+    <w:p>
+      <w:pPr>
+        <w:pStyle w:val="ListParagraph"/>
+        <w:numPr>
+          <w:ilvl w:val="0"/>
+          <w:numId w:val="4"/>
+        </w:numPr>
+        <w:rPr>
+          <w:rFonts w:ascii="Times New Roman" w:hAnsi="Times New Roman" w:cs="Times New Roman"/>
+          <w:b/>
+          <w:bCs/>
+          <w:lang w:val="en-US"/>
+        </w:rPr>
+      </w:pPr>
+      <w:r>
+        <w:rPr>
+          <w:rFonts w:ascii="Times New Roman" w:hAnsi="Times New Roman" w:cs="Times New Roman"/>
+          <w:b/>
+          <w:bCs/>
+          <w:lang w:val="en-US"/>
+        </w:rPr>
+        <w:t>Reference 3D diagram</w:t>
       </w:r>
     </w:p>
     <w:p>
@@ -2736,9 +2760,7 @@
         </w:rPr>
         <w:t>O.A. same with CNTMPC + O.A. figure</w:t>
       </w:r>
-    </w:p>
-    <w:p>
-      <w:pPr>
+      <w:r>
         <w:rPr>
           <w:rFonts w:ascii="Times New Roman" w:hAnsi="Times New Roman" w:cs="Times New Roman"/>
           <w:b/>
@@ -2747,19 +2769,8 @@
           <w:szCs w:val="24"/>
           <w:lang w:val="en-US"/>
         </w:rPr>
-      </w:pPr>
-    </w:p>
-    <w:p>
-      <w:pPr>
-        <w:rPr>
-          <w:rFonts w:ascii="Times New Roman" w:hAnsi="Times New Roman" w:cs="Times New Roman"/>
-          <w:b/>
-          <w:bCs/>
-          <w:sz w:val="24"/>
-          <w:szCs w:val="24"/>
-          <w:lang w:val="en-US"/>
-        </w:rPr>
-      </w:pPr>
+        <w:t xml:space="preserve"> </w:t>
+      </w:r>
     </w:p>
     <w:sectPr>
       <w:pgSz w:w="11906" w:h="16838"/>
